--- a/views/CONVENTION_CPF_E360.docx
+++ b/views/CONVENTION_CPF_E360.docx
@@ -122,7 +122,7 @@
           <w:rFonts w:ascii="Avenir Next Regular" w:eastAsia="Calibri" w:hAnsi="Avenir Next Regular" w:cs="Browallia New"/>
           <w:lang w:val="fr-FR"/>
         </w:rPr>
-        <w:t xml:space="preserve">Et Madame {{CANDIDATE_NAME}}, est conclue la convention suivante, en application des dispositions du Livre III de la sixième partie du code du travail portant organisation de la formation professionnelle. </w:t>
+        <w:t xml:space="preserve">Et {{CIVILITY}} {{CANDIDATE_NAME}}, est conclue la convention suivante, en application des dispositions du Livre III de la sixième partie du code du travail portant organisation de la formation professionnelle. </w:t>
       </w:r>
     </w:p>
     <w:p>
@@ -351,6 +351,8 @@
         <w:ind w:left="426" w:right="-431"/>
         <w:rPr>
           <w:rFonts w:ascii="Avenir Next Regular" w:eastAsia="Calibri" w:hAnsi="Avenir Next Regular" w:cs="Browallia New"/>
+          <w:b/>
+          <w:bCs/>
           <w:lang w:val="fr-FR"/>
         </w:rPr>
       </w:pPr>
@@ -359,7 +361,16 @@
           <w:rFonts w:ascii="Avenir Next Regular" w:eastAsia="Calibri" w:hAnsi="Avenir Next Regular" w:cs="Browallia New"/>
           <w:lang w:val="fr-FR"/>
         </w:rPr>
-        <w:t>Durée de l’action de formation : {{TOTAL_HOURS}} heures</w:t>
+        <w:t xml:space="preserve">Durée de l’action de formation : </w:t>
+      </w:r>
+      <w:r>
+        <w:rPr>
+          <w:rFonts w:ascii="Avenir Next Regular" w:eastAsia="Calibri" w:hAnsi="Avenir Next Regular" w:cs="Browallia New"/>
+          <w:b/>
+          <w:bCs/>
+          <w:lang w:val="fr-FR"/>
+        </w:rPr>
+        <w:t>{{TOTAL_HOURS}} heures</w:t>
       </w:r>
     </w:p>
     <w:p>
@@ -411,7 +422,16 @@
           <w:rFonts w:ascii="Avenir Next Regular" w:eastAsia="Calibri" w:hAnsi="Avenir Next Regular" w:cs="Browallia New"/>
           <w:lang w:val="fr-FR"/>
         </w:rPr>
-        <w:t>Dates : {{DATE_STR}}</w:t>
+        <w:t xml:space="preserve">Dates : </w:t>
+      </w:r>
+      <w:r>
+        <w:rPr>
+          <w:rFonts w:ascii="Avenir Next Regular" w:eastAsia="Calibri" w:hAnsi="Avenir Next Regular" w:cs="Browallia New"/>
+          <w:b/>
+          <w:bCs/>
+          <w:lang w:val="fr-FR"/>
+        </w:rPr>
+        <w:t>{{DATE_STR}}</w:t>
       </w:r>
     </w:p>
     <w:p>
@@ -668,7 +688,7 @@
           <w:noProof/>
           <w:lang w:val="fr-FR"/>
         </w:rPr>
-        <w:t>Madame {{CANDIDATE_NAME}}</w:t>
+        <w:t>{{CIVILITY}} {{CANDIDATE_NAME}}</w:t>
       </w:r>
     </w:p>
     <w:p>
@@ -1175,27 +1195,6 @@
         </w:rPr>
         <w:t>Fait en double exemplaire, à {{SIGN_CITY}} le {{TODAY}}</w:t>
       </w:r>
-      <w:r>
-        <w:rPr>
-          <w:rFonts w:ascii="Avenir Next Regular" w:eastAsia="Calibri" w:hAnsi="Avenir Next Regular" w:cs="Browallia New"/>
-          <w:lang w:val="fr-FR"/>
-        </w:rPr>
-        <w:tab/>
-      </w:r>
-      <w:r>
-        <w:rPr>
-          <w:rFonts w:ascii="Avenir Next Regular" w:eastAsia="Calibri" w:hAnsi="Avenir Next Regular" w:cs="Browallia New"/>
-          <w:lang w:val="fr-FR"/>
-        </w:rPr>
-        <w:tab/>
-      </w:r>
-      <w:r>
-        <w:rPr>
-          <w:rFonts w:ascii="Avenir Next Regular" w:eastAsia="Calibri" w:hAnsi="Avenir Next Regular" w:cs="Browallia New"/>
-          <w:lang w:val="fr-FR"/>
-        </w:rPr>
-        <w:tab/>
-      </w:r>
     </w:p>
     <w:p>
       <w:pPr>
@@ -1209,77 +1208,166 @@
         </w:rPr>
       </w:pPr>
     </w:p>
-    <w:p>
-      <w:pPr>
-        <w:pStyle w:val="Normal10"/>
-        <w:ind w:left="-426" w:right="-431"/>
-        <w:rPr>
-          <w:rFonts w:ascii="Avenir Next Regular" w:hAnsi="Avenir Next Regular"/>
-          <w:b/>
-          <w:bCs/>
-          <w:color w:val="1F497D" w:themeColor="text2"/>
-          <w:lang w:val="fr-FR"/>
-        </w:rPr>
-        <w:sectPr>
-          <w:type w:val="continuous"/>
-          <w:pgSz w:w="11900" w:h="16820" w:code="297"/>
-          <w:pgMar w:top="1334" w:right="1274" w:bottom="1005" w:left="1418" w:header="0" w:footer="1106" w:gutter="0"/>
-          <w:cols w:space="708"/>
-          <w:docGrid w:linePitch="360"/>
-        </w:sectPr>
-      </w:pPr>
-      <w:r>
-        <w:rPr>
-          <w:rFonts w:ascii="Avenir Next Regular" w:hAnsi="Avenir Next Regular"/>
-          <w:b/>
-          <w:bCs/>
-          <w:color w:val="1F497D" w:themeColor="text2"/>
-          <w:lang w:val="fr-FR"/>
-        </w:rPr>
-        <w:t>Pour Madame {{CANDIDATE_NAME}}</w:t>
-      </w:r>
-      <w:r>
-        <w:rPr>
-          <w:rFonts w:ascii="Avenir Next Regular" w:hAnsi="Avenir Next Regular"/>
-          <w:b/>
-          <w:bCs/>
-          <w:color w:val="1F497D" w:themeColor="text2"/>
-          <w:lang w:val="fr-FR"/>
-        </w:rPr>
-        <w:tab/>
-      </w:r>
-      <w:r>
-        <w:rPr>
-          <w:rFonts w:ascii="Avenir Next Regular" w:hAnsi="Avenir Next Regular"/>
-          <w:b/>
-          <w:bCs/>
-          <w:color w:val="1F497D" w:themeColor="text2"/>
-          <w:lang w:val="fr-FR"/>
-        </w:rPr>
-        <w:tab/>
-      </w:r>
-      <w:r>
-        <w:rPr>
-          <w:rFonts w:ascii="Avenir Next Regular" w:hAnsi="Avenir Next Regular"/>
-          <w:b/>
-          <w:bCs/>
-          <w:color w:val="1F497D" w:themeColor="text2"/>
-          <w:lang w:val="fr-FR"/>
-        </w:rPr>
-        <w:tab/>
-      </w:r>
-      <w:r>
-        <w:rPr>
-          <w:rFonts w:ascii="Avenir Next Regular" w:hAnsi="Avenir Next Regular"/>
-          <w:b/>
-          <w:bCs/>
-          <w:color w:val="1F497D" w:themeColor="text2"/>
-          <w:lang w:val="fr-FR"/>
-        </w:rPr>
-        <w:tab/>
-        <w:t>Pour l’organisme LINGUAID FRANCE</w:t>
-      </w:r>
-    </w:p>
+    <w:tbl>
+      <w:tblPr>
+        <w:tblW w:w="9360" w:type="dxa"/>
+        <w:tblLook w:val="04A0" w:firstRow="1" w:lastRow="0" w:firstColumn="1" w:lastColumn="0" w:noHBand="0" w:noVBand="1"/>
+      </w:tblPr>
+      <w:tblGrid>
+        <w:gridCol w:w="4680"/>
+        <w:gridCol w:w="4680"/>
+      </w:tblGrid>
+      <w:tr>
+        <w:tc>
+          <w:tcPr>
+            <w:tcW w:w="4680" w:type="dxa"/>
+          </w:tcPr>
+          <w:p>
+            <w:pPr>
+              <w:spacing w:after="120"/>
+            </w:pPr>
+            <w:r>
+              <w:rPr>
+                <w:rFonts w:ascii="Avenir Next Regular" w:hAnsi="Avenir Next Regular"/>
+                <w:b/>
+                <w:bCs/>
+                <w:color w:val="1F497D" w:themeColor="text2"/>
+              </w:rPr>
+              <w:t>Pour {{CIVILITY}} {{CANDIDATE_NAME}}</w:t>
+            </w:r>
+          </w:p>
+        </w:tc>
+        <w:tc>
+          <w:tcPr>
+            <w:tcW w:w="4680" w:type="dxa"/>
+          </w:tcPr>
+          <w:p>
+            <w:pPr>
+              <w:spacing w:after="120"/>
+            </w:pPr>
+            <w:r>
+              <w:rPr>
+                <w:rFonts w:ascii="Avenir Next Regular" w:hAnsi="Avenir Next Regular"/>
+                <w:b/>
+                <w:bCs/>
+                <w:color w:val="1F497D" w:themeColor="text2"/>
+              </w:rPr>
+              <w:t>Pour l’organisme LINGUAID FRANCE</w:t>
+            </w:r>
+          </w:p>
+        </w:tc>
+      </w:tr>
+      <w:tr>
+        <w:tc>
+          <w:tcPr>
+            <w:tcW w:w="4680" w:type="dxa"/>
+          </w:tcPr>
+          <w:p>
+            <w:pPr>
+              <w:spacing w:after="120"/>
+            </w:pPr>
+          </w:p>
+        </w:tc>
+        <w:tc>
+          <w:tcPr>
+            <w:tcW w:w="4680" w:type="dxa"/>
+          </w:tcPr>
+          <w:p>
+            <w:pPr>
+              <w:spacing w:after="120"/>
+            </w:pPr>
+          </w:p>
+        </w:tc>
+      </w:tr>
+      <w:tr>
+        <w:tc>
+          <w:tcPr>
+            <w:tcW w:w="4680" w:type="dxa"/>
+          </w:tcPr>
+          <w:p>
+            <w:pPr>
+              <w:spacing w:after="120"/>
+            </w:pPr>
+          </w:p>
+        </w:tc>
+        <w:tc>
+          <w:tcPr>
+            <w:tcW w:w="4680" w:type="dxa"/>
+          </w:tcPr>
+          <w:p>
+            <w:pPr>
+              <w:spacing w:after="120"/>
+            </w:pPr>
+          </w:p>
+        </w:tc>
+      </w:tr>
+      <w:tr>
+        <w:tc>
+          <w:tcPr>
+            <w:tcW w:w="4680" w:type="dxa"/>
+          </w:tcPr>
+          <w:p>
+            <w:pPr>
+              <w:spacing w:after="120"/>
+            </w:pPr>
+          </w:p>
+        </w:tc>
+        <w:tc>
+          <w:tcPr>
+            <w:tcW w:w="4680" w:type="dxa"/>
+          </w:tcPr>
+          <w:p>
+            <w:pPr>
+              <w:spacing w:after="120"/>
+            </w:pPr>
+          </w:p>
+        </w:tc>
+      </w:tr>
+      <w:tr>
+        <w:tc>
+          <w:tcPr>
+            <w:tcW w:w="4680" w:type="dxa"/>
+          </w:tcPr>
+          <w:p>
+            <w:pPr>
+              <w:spacing w:after="120"/>
+            </w:pPr>
+          </w:p>
+        </w:tc>
+        <w:tc>
+          <w:tcPr>
+            <w:tcW w:w="4680" w:type="dxa"/>
+          </w:tcPr>
+          <w:p>
+            <w:pPr>
+              <w:spacing w:after="120"/>
+            </w:pPr>
+          </w:p>
+        </w:tc>
+      </w:tr>
+      <w:tr>
+        <w:tc>
+          <w:tcPr>
+            <w:tcW w:w="4680" w:type="dxa"/>
+          </w:tcPr>
+          <w:p>
+            <w:pPr>
+              <w:spacing w:after="120"/>
+            </w:pPr>
+          </w:p>
+        </w:tc>
+        <w:tc>
+          <w:tcPr>
+            <w:tcW w:w="4680" w:type="dxa"/>
+          </w:tcPr>
+          <w:p>
+            <w:pPr>
+              <w:spacing w:after="120"/>
+            </w:pPr>
+          </w:p>
+        </w:tc>
+      </w:tr>
+    </w:tbl>
     <w:p>
       <w:pPr>
         <w:pStyle w:val="Normal10"/>
@@ -1434,14 +1522,14 @@
                       </a:ln>
                       <a:extLst>
                         <a:ext uri="{909E8E84-426E-40dd-AFC4-6F175D3DCCD1}">
-                          <a14:hiddenFill xmlns:a14="http://schemas.microsoft.com/office/drawing/2010/main" xmlns:w="http://schemas.openxmlformats.org/wordprocessingml/2006/main" xmlns:w10="urn:schemas-microsoft-com:office:word" xmlns:v="urn:schemas-microsoft-com:vml" xmlns:o="urn:schemas-microsoft-com:office:office" xmlns:mv="urn:schemas-microsoft-com:mac:vml" xmlns:mo="http://schemas.microsoft.com/office/mac/office/2008/main" xmlns="">
+                          <a14:hiddenFill xmlns="" xmlns:mo="http://schemas.microsoft.com/office/mac/office/2008/main" xmlns:mv="urn:schemas-microsoft-com:mac:vml" xmlns:o="urn:schemas-microsoft-com:office:office" xmlns:v="urn:schemas-microsoft-com:vml" xmlns:w10="urn:schemas-microsoft-com:office:word" xmlns:w="http://schemas.openxmlformats.org/wordprocessingml/2006/main" xmlns:a14="http://schemas.microsoft.com/office/drawing/2010/main">
                             <a:solidFill>
                               <a:srgbClr val="00CC99"/>
                             </a:solidFill>
                           </a14:hiddenFill>
                         </a:ext>
                         <a:ext uri="{91240B29-F687-4f45-9708-019B960494DF}">
-                          <a14:hiddenLine xmlns:a14="http://schemas.microsoft.com/office/drawing/2010/main" xmlns:w="http://schemas.openxmlformats.org/wordprocessingml/2006/main" xmlns:w10="urn:schemas-microsoft-com:office:word" xmlns:v="urn:schemas-microsoft-com:vml" xmlns:o="urn:schemas-microsoft-com:office:office" xmlns:mv="urn:schemas-microsoft-com:mac:vml" xmlns:mo="http://schemas.microsoft.com/office/mac/office/2008/main" xmlns="" w="9525">
+                          <a14:hiddenLine xmlns="" xmlns:mo="http://schemas.microsoft.com/office/mac/office/2008/main" xmlns:mv="urn:schemas-microsoft-com:mac:vml" xmlns:o="urn:schemas-microsoft-com:office:office" xmlns:v="urn:schemas-microsoft-com:vml" xmlns:w10="urn:schemas-microsoft-com:office:word" xmlns:w="http://schemas.openxmlformats.org/wordprocessingml/2006/main" xmlns:a14="http://schemas.microsoft.com/office/drawing/2010/main" w="9525">
                             <a:solidFill>
                               <a:srgbClr val="000000"/>
                             </a:solidFill>
@@ -1848,14 +1936,14 @@
                       </a:ln>
                       <a:extLst>
                         <a:ext uri="{909E8E84-426E-40dd-AFC4-6F175D3DCCD1}">
-                          <a14:hiddenFill xmlns:a14="http://schemas.microsoft.com/office/drawing/2010/main" xmlns:w="http://schemas.openxmlformats.org/wordprocessingml/2006/main" xmlns:w10="urn:schemas-microsoft-com:office:word" xmlns:v="urn:schemas-microsoft-com:vml" xmlns:o="urn:schemas-microsoft-com:office:office" xmlns:mv="urn:schemas-microsoft-com:mac:vml" xmlns:mo="http://schemas.microsoft.com/office/mac/office/2008/main" xmlns="">
+                          <a14:hiddenFill xmlns="" xmlns:mo="http://schemas.microsoft.com/office/mac/office/2008/main" xmlns:mv="urn:schemas-microsoft-com:mac:vml" xmlns:o="urn:schemas-microsoft-com:office:office" xmlns:v="urn:schemas-microsoft-com:vml" xmlns:w10="urn:schemas-microsoft-com:office:word" xmlns:w="http://schemas.openxmlformats.org/wordprocessingml/2006/main" xmlns:a14="http://schemas.microsoft.com/office/drawing/2010/main">
                             <a:solidFill>
                               <a:srgbClr val="00CC99"/>
                             </a:solidFill>
                           </a14:hiddenFill>
                         </a:ext>
                         <a:ext uri="{91240B29-F687-4f45-9708-019B960494DF}">
-                          <a14:hiddenLine xmlns:a14="http://schemas.microsoft.com/office/drawing/2010/main" xmlns:w="http://schemas.openxmlformats.org/wordprocessingml/2006/main" xmlns:w10="urn:schemas-microsoft-com:office:word" xmlns:v="urn:schemas-microsoft-com:vml" xmlns:o="urn:schemas-microsoft-com:office:office" xmlns:mv="urn:schemas-microsoft-com:mac:vml" xmlns:mo="http://schemas.microsoft.com/office/mac/office/2008/main" xmlns="" w="9525">
+                          <a14:hiddenLine xmlns="" xmlns:mo="http://schemas.microsoft.com/office/mac/office/2008/main" xmlns:mv="urn:schemas-microsoft-com:mac:vml" xmlns:o="urn:schemas-microsoft-com:office:office" xmlns:v="urn:schemas-microsoft-com:vml" xmlns:w10="urn:schemas-microsoft-com:office:word" xmlns:w="http://schemas.openxmlformats.org/wordprocessingml/2006/main" xmlns:a14="http://schemas.microsoft.com/office/drawing/2010/main" w="9525">
                             <a:solidFill>
                               <a:srgbClr val="000000"/>
                             </a:solidFill>
@@ -2328,7 +2416,7 @@
                       <a:effectLst/>
                       <a:extLst>
                         <a:ext uri="{C572A759-6A51-4108-AA02-DFA0A04FC94B}">
-                          <ma14:wrappingTextBoxFlag xmlns:ma14="http://schemas.microsoft.com/office/mac/drawingml/2011/main" xmlns:w="http://schemas.openxmlformats.org/wordprocessingml/2006/main" xmlns:w10="urn:schemas-microsoft-com:office:word" xmlns:v="urn:schemas-microsoft-com:vml" xmlns:o="urn:schemas-microsoft-com:office:office" xmlns:mv="urn:schemas-microsoft-com:mac:vml" xmlns:mo="http://schemas.microsoft.com/office/mac/office/2008/main" xmlns=""/>
+                          <ma14:wrappingTextBoxFlag xmlns="" xmlns:mo="http://schemas.microsoft.com/office/mac/office/2008/main" xmlns:mv="urn:schemas-microsoft-com:mac:vml" xmlns:o="urn:schemas-microsoft-com:office:office" xmlns:v="urn:schemas-microsoft-com:vml" xmlns:w10="urn:schemas-microsoft-com:office:word" xmlns:w="http://schemas.openxmlformats.org/wordprocessingml/2006/main" xmlns:ma14="http://schemas.microsoft.com/office/mac/drawingml/2011/main"/>
                         </a:ext>
                       </a:extLst>
                     </wps:spPr>

--- a/views/CONVENTION_CPF_E360.docx
+++ b/views/CONVENTION_CPF_E360.docx
@@ -753,7 +753,23 @@
           <w:rFonts w:ascii="Avenir Next Regular" w:eastAsia="Calibri" w:hAnsi="Avenir Next Regular" w:cs="Browallia New"/>
           <w:lang w:val="fr-FR"/>
         </w:rPr>
-        <w:t>Les frais de formation sont : {{PRICE}} EUROS NET DE TAXES* à payer à réception de facture. En cas de financement par le CPF, la facturation sera faite directement à la plateforme . Un solde de financement par le participant et/ou son employeur est également possible. Ces tarifs comprennent les frais pédagogiques. (*Conformément à l’article 261-4-4° du Code général des impôts, nos activités de formation professionnelle continue sont exonérées de T.V.A.)</w:t>
+        <w:t xml:space="preserve">Les frais de formation sont : </w:t>
+      </w:r>
+      <w:r>
+        <w:rPr>
+          <w:rFonts w:ascii="Avenir Next Regular" w:eastAsia="Calibri" w:hAnsi="Avenir Next Regular" w:cs="Browallia New"/>
+          <w:lang w:val="fr-FR"/>
+          <w:b/>
+          <w:bCs/>
+        </w:rPr>
+        <w:t xml:space="preserve">{{PRICE}} EUROS NET DE TAXES*</w:t>
+      </w:r>
+      <w:r>
+        <w:rPr>
+          <w:rFonts w:ascii="Avenir Next Regular" w:eastAsia="Calibri" w:hAnsi="Avenir Next Regular" w:cs="Browallia New"/>
+          <w:lang w:val="fr-FR"/>
+        </w:rPr>
+        <w:t xml:space="preserve"> à payer à réception de facture. En cas de financement par le CPF, la facturation sera faite directement à la plateforme . Un solde de financement par le participant et/ou son employeur est également possible. Ces tarifs comprennent les frais pédagogiques. (*Conformément à l’article 261-4-4° du Code général des impôts, nos activités de formation professionnelle continue sont exonérées de T.V.A.)</w:t>
       </w:r>
       <w:hyperlink r:id="rId9" w:history="1">
         <w:r>

--- a/views/CONVENTION_CPF_E360.docx
+++ b/views/CONVENTION_CPF_E360.docx
@@ -491,7 +491,7 @@
           <w:szCs w:val="19"/>
           <w:lang w:val="fr-FR"/>
         </w:rPr>
-        <w:t xml:space="preserve">Prérequis : niveau intermédiaire en anglais général et professionnel </w:t>
+        <w:t xml:space="preserve">Prérequis : niveau {{PREREQ_LEVEL}}. </w:t>
       </w:r>
       <w:r>
         <w:rPr>
@@ -502,7 +502,6 @@
           <w:szCs w:val="19"/>
           <w:lang w:val="fr-FR"/>
         </w:rPr>
-        <w:t>(B1 minimum)</w:t>
       </w:r>
       <w:r>
         <w:rPr>
@@ -511,7 +510,6 @@
           <w:szCs w:val="19"/>
           <w:lang w:val="fr-FR"/>
         </w:rPr>
-        <w:t xml:space="preserve">. </w:t>
       </w:r>
     </w:p>
     <w:p>
@@ -536,7 +534,7 @@
           <w:szCs w:val="19"/>
           <w:lang w:val="fr-FR"/>
         </w:rPr>
-        <w:t xml:space="preserve">Niveau visé : </w:t>
+        <w:t xml:space="preserve">Niveau visé : {{TARGET_LEVEL}} en anglais professionnel. </w:t>
       </w:r>
       <w:r>
         <w:rPr>
@@ -547,7 +545,6 @@
           <w:szCs w:val="19"/>
           <w:lang w:val="fr-FR"/>
         </w:rPr>
-        <w:t>B2 en anglais professionnel</w:t>
       </w:r>
       <w:r>
         <w:rPr>
@@ -556,7 +553,6 @@
           <w:szCs w:val="19"/>
           <w:lang w:val="fr-FR"/>
         </w:rPr>
-        <w:t xml:space="preserve">. </w:t>
       </w:r>
     </w:p>
     <w:p>
@@ -844,21 +840,19 @@
           <w:rFonts w:ascii="Avenir Next Regular" w:eastAsia="Calibri" w:hAnsi="Avenir Next Regular" w:cs="Browallia New"/>
           <w:lang w:val="en-FR"/>
         </w:rPr>
-        <w:t xml:space="preserve">Formation à distance comprenant 10 heures de coaching individuel en visioconférence et 10 heures de </w:t>
+        <w:t>Formation à distance comprenant {{COACHING_HOURS}} heures de coaching individuel en visioconférence et {{HOMEWORK_HOURS}} heures de travail guidé en autonomie (travaux dirigés ou e-learning) comprenant des activités pédagogiques structurées et planifiées avec production de livrables (écrits et oraux). Les activités en autonomie font l’objet d’un suivi par l’organisme de formation (livrables, résultats, dates de réalisation et progression). La réalisation des activités en autonomie fait partie intégrante du parcours de formation.</w:t>
       </w:r>
       <w:r>
         <w:rPr>
           <w:rFonts w:ascii="Avenir Next Regular" w:eastAsia="Calibri" w:hAnsi="Avenir Next Regular" w:cs="Browallia New"/>
           <w:lang w:val="fr-FR"/>
         </w:rPr>
-        <w:t>travail guidé en autonomie (travaux dirigés ou e-learning)</w:t>
       </w:r>
       <w:r>
         <w:rPr>
           <w:rFonts w:ascii="Avenir Next Regular" w:eastAsia="Calibri" w:hAnsi="Avenir Next Regular" w:cs="Browallia New"/>
           <w:lang w:val="en-FR"/>
         </w:rPr>
-        <w:t xml:space="preserve"> comprenant des activités pédagogiques structurées et planifiées avec production de livrables (écrits et oraux). Les activités en autonomie font l’objet d’un suivi par l’organisme de formation (livrables, résultats, dates de réalisation et progression). La réalisation des activités en autonomie fait partie intégrante du parcours de formation.</w:t>
       </w:r>
     </w:p>
     <w:p>

--- a/views/CONVENTION_CPF_E360.docx
+++ b/views/CONVENTION_CPF_E360.docx
@@ -1,6 +1,6 @@
 
 <file path=word/document.xml><?xml version="1.0" encoding="utf-8"?>
-<w:document xmlns:wpc="http://schemas.microsoft.com/office/word/2010/wordprocessingCanvas" xmlns:cx="http://schemas.microsoft.com/office/drawing/2014/chartex" xmlns:cx1="http://schemas.microsoft.com/office/drawing/2015/9/8/chartex" xmlns:cx2="http://schemas.microsoft.com/office/drawing/2015/10/21/chartex" xmlns:cx3="http://schemas.microsoft.com/office/drawing/2016/5/9/chartex" xmlns:cx4="http://schemas.microsoft.com/office/drawing/2016/5/10/chartex" xmlns:cx5="http://schemas.microsoft.com/office/drawing/2016/5/11/chartex" xmlns:cx6="http://schemas.microsoft.com/office/drawing/2016/5/12/chartex" xmlns:cx7="http://schemas.microsoft.com/office/drawing/2016/5/13/chartex" xmlns:cx8="http://schemas.microsoft.com/office/drawing/2016/5/14/chartex" xmlns:mc="http://schemas.openxmlformats.org/markup-compatibility/2006" xmlns:aink="http://schemas.microsoft.com/office/drawing/2016/ink" xmlns:am3d="http://schemas.microsoft.com/office/drawing/2017/model3d" xmlns:o="urn:schemas-microsoft-com:office:office" xmlns:oel="http://schemas.microsoft.com/office/2019/extlst" xmlns:r="http://schemas.openxmlformats.org/officeDocument/2006/relationships" xmlns:m="http://schemas.openxmlformats.org/officeDocument/2006/math" xmlns:v="urn:schemas-microsoft-com:vml" xmlns:wp14="http://schemas.microsoft.com/office/word/2010/wordprocessingDrawing" xmlns:wp="http://schemas.openxmlformats.org/drawingml/2006/wordprocessingDrawing" xmlns:w10="urn:schemas-microsoft-com:office:word" xmlns:w="http://schemas.openxmlformats.org/wordprocessingml/2006/main" xmlns:w14="http://schemas.microsoft.com/office/word/2010/wordml" xmlns:w15="http://schemas.microsoft.com/office/word/2012/wordml" xmlns:w16cex="http://schemas.microsoft.com/office/word/2018/wordml/cex" xmlns:w16cid="http://schemas.microsoft.com/office/word/2016/wordml/cid" xmlns:w16="http://schemas.microsoft.com/office/word/2018/wordml" xmlns:w16du="http://schemas.microsoft.com/office/word/2023/wordml/word16du" xmlns:w16sdtdh="http://schemas.microsoft.com/office/word/2020/wordml/sdtdatahash" xmlns:w16sdtfl="http://schemas.microsoft.com/office/word/2024/wordml/sdtformatlock" xmlns:w16se="http://schemas.microsoft.com/office/word/2015/wordml/symex" xmlns:wpg="http://schemas.microsoft.com/office/word/2010/wordprocessingGroup" xmlns:wpi="http://schemas.microsoft.com/office/word/2010/wordprocessingInk" xmlns:wne="http://schemas.microsoft.com/office/word/2006/wordml" xmlns:wps="http://schemas.microsoft.com/office/word/2010/wordprocessingShape" mc:Ignorable="w14 w15 w16se w16cid w16 w16cex w16sdtdh w16sdtfl w16du wp14">
+<w:document xmlns:wpc="http://schemas.microsoft.com/office/word/2010/wordprocessingCanvas" xmlns:cx="http://schemas.microsoft.com/office/drawing/2014/chartex" xmlns:cx1="http://schemas.microsoft.com/office/drawing/2015/9/8/chartex" xmlns:cx2="http://schemas.microsoft.com/office/drawing/2015/10/21/chartex" xmlns:cx3="http://schemas.microsoft.com/office/drawing/2016/5/9/chartex" xmlns:cx4="http://schemas.microsoft.com/office/drawing/2016/5/10/chartex" xmlns:cx5="http://schemas.microsoft.com/office/drawing/2016/5/11/chartex" xmlns:cx6="http://schemas.microsoft.com/office/drawing/2016/5/12/chartex" xmlns:cx7="http://schemas.microsoft.com/office/drawing/2016/5/13/chartex" xmlns:cx8="http://schemas.microsoft.com/office/drawing/2016/5/14/chartex" xmlns:mc="http://schemas.openxmlformats.org/markup-compatibility/2006" xmlns:m="http://schemas.openxmlformats.org/officeDocument/2006/math" xmlns:aink="http://schemas.microsoft.com/office/drawing/2016/ink" xmlns:am3d="http://schemas.microsoft.com/office/drawing/2017/model3d" xmlns:oel="http://schemas.microsoft.com/office/2019/extlst" xmlns:r="http://schemas.openxmlformats.org/officeDocument/2006/relationships" xmlns:wp14="http://schemas.microsoft.com/office/word/2010/wordprocessingDrawing" xmlns:wp="http://schemas.openxmlformats.org/drawingml/2006/wordprocessingDrawing" xmlns:wpg="http://schemas.microsoft.com/office/word/2010/wordprocessingGroup" xmlns:wpi="http://schemas.microsoft.com/office/word/2010/wordprocessingInk" xmlns:wps="http://schemas.microsoft.com/office/word/2010/wordprocessingShape" xmlns:o="urn:schemas-microsoft-com:office:office" xmlns:v="urn:schemas-microsoft-com:vml" xmlns:w10="urn:schemas-microsoft-com:office:word" xmlns:w="http://schemas.openxmlformats.org/wordprocessingml/2006/main" xmlns:w14="http://schemas.microsoft.com/office/word/2010/wordml" xmlns:w15="http://schemas.microsoft.com/office/word/2012/wordml" xmlns:w16cex="http://schemas.microsoft.com/office/word/2018/wordml/cex" xmlns:w16cid="http://schemas.microsoft.com/office/word/2016/wordml/cid" xmlns:w16="http://schemas.microsoft.com/office/word/2018/wordml" xmlns:w16sdtdh="http://schemas.microsoft.com/office/word/2020/wordml/sdtdatahash" xmlns:w16sdtfl="http://schemas.microsoft.com/office/word/2024/wordml/sdtformatlock" xmlns:w16se="http://schemas.microsoft.com/office/word/2015/wordml/symex" xmlns:w16du="http://schemas.microsoft.com/office/word/2023/wordml/word16du" xmlns:wne="http://schemas.microsoft.com/office/word/2006/wordml" mc:Ignorable="w14 w15 w16se w16cid w16 w16cex w16sdtdh w16sdtfl w16du wp14">
   <w:body>
     <w:p>
       <w:pPr>
@@ -287,349 +287,243 @@
         </w:rPr>
       </w:pPr>
     </w:p>
-    <w:p>
-      <w:pPr>
-        <w:pStyle w:val="Normal10"/>
-        <w:ind w:left="66" w:right="-431"/>
-        <w:rPr>
-          <w:rFonts w:ascii="Avenir Next Regular" w:eastAsia="Calibri" w:hAnsi="Avenir Next Regular" w:cs="Browallia New"/>
-          <w:lang w:val="fr-FR"/>
-        </w:rPr>
-        <w:sectPr>
-          <w:type w:val="continuous"/>
-          <w:pgSz w:w="11900" w:h="16820" w:code="297"/>
-          <w:pgMar w:top="1334" w:right="1274" w:bottom="1135" w:left="993" w:header="0" w:footer="1106" w:gutter="0"/>
-          <w:cols w:space="857"/>
-          <w:docGrid w:linePitch="360"/>
-        </w:sectPr>
-      </w:pPr>
-    </w:p>
-    <w:p>
-      <w:pPr>
-        <w:pStyle w:val="Normal10"/>
-        <w:numPr>
-          <w:ilvl w:val="0"/>
-          <w:numId w:val="34"/>
-        </w:numPr>
-        <w:ind w:left="426" w:right="-431"/>
-        <w:rPr>
-          <w:rFonts w:ascii="Avenir Next Regular" w:eastAsia="Calibri" w:hAnsi="Avenir Next Regular" w:cs="Browallia New"/>
-          <w:b/>
-          <w:lang w:val="fr-FR"/>
-        </w:rPr>
-      </w:pPr>
-      <w:r>
-        <w:rPr>
-          <w:rFonts w:ascii="Avenir Next Regular" w:eastAsia="Calibri" w:hAnsi="Avenir Next Regular" w:cs="Browallia New"/>
-          <w:lang w:val="fr-FR"/>
-        </w:rPr>
-        <w:t>Catégorie d’action de formation (</w:t>
-      </w:r>
-      <w:r>
-        <w:rPr>
-          <w:rFonts w:ascii="Avenir Next Regular" w:eastAsia="Calibri" w:hAnsi="Avenir Next Regular" w:cs="Browallia New"/>
-          <w:b/>
-          <w:lang w:val="fr-FR"/>
-        </w:rPr>
-        <w:t>article L.6313-1 du code du travail)</w:t>
-      </w:r>
-      <w:r>
-        <w:rPr>
-          <w:rFonts w:ascii="Avenir Next Regular" w:eastAsia="Calibri" w:hAnsi="Avenir Next Regular" w:cs="Browallia New"/>
-          <w:lang w:val="fr-FR"/>
-        </w:rPr>
-        <w:t xml:space="preserve"> 1° - Action de formation dont les objectifs, contenu et moyens prévus sont dans le programme de formation</w:t>
-      </w:r>
-    </w:p>
-    <w:p>
-      <w:pPr>
-        <w:pStyle w:val="Normal10"/>
-        <w:numPr>
-          <w:ilvl w:val="0"/>
-          <w:numId w:val="34"/>
-        </w:numPr>
-        <w:ind w:left="426" w:right="-431"/>
-        <w:rPr>
-          <w:rFonts w:ascii="Avenir Next Regular" w:eastAsia="Calibri" w:hAnsi="Avenir Next Regular" w:cs="Browallia New"/>
-          <w:b/>
-          <w:bCs/>
-          <w:lang w:val="fr-FR"/>
-        </w:rPr>
-      </w:pPr>
-      <w:r>
-        <w:rPr>
-          <w:rFonts w:ascii="Avenir Next Regular" w:eastAsia="Calibri" w:hAnsi="Avenir Next Regular" w:cs="Browallia New"/>
-          <w:lang w:val="fr-FR"/>
-        </w:rPr>
-        <w:t xml:space="preserve">Durée de l’action de formation : </w:t>
-      </w:r>
-      <w:r>
-        <w:rPr>
-          <w:rFonts w:ascii="Avenir Next Regular" w:eastAsia="Calibri" w:hAnsi="Avenir Next Regular" w:cs="Browallia New"/>
-          <w:b/>
-          <w:bCs/>
-          <w:lang w:val="fr-FR"/>
-        </w:rPr>
-        <w:t>{{TOTAL_HOURS}} heures</w:t>
-      </w:r>
-    </w:p>
-    <w:p>
-      <w:pPr>
-        <w:pStyle w:val="Normal10"/>
-        <w:numPr>
-          <w:ilvl w:val="0"/>
-          <w:numId w:val="34"/>
-        </w:numPr>
-        <w:ind w:left="426" w:right="-431"/>
-        <w:rPr>
-          <w:rFonts w:ascii="Avenir Next Regular" w:eastAsia="Calibri" w:hAnsi="Avenir Next Regular" w:cs="Browallia New"/>
-          <w:lang w:val="fr-FR"/>
-        </w:rPr>
-      </w:pPr>
-      <w:r>
-        <w:rPr>
-          <w:rFonts w:ascii="Avenir Next Regular" w:eastAsia="Calibri" w:hAnsi="Avenir Next Regular" w:cs="Browallia New"/>
-          <w:lang w:val="fr-FR"/>
-        </w:rPr>
-        <w:t xml:space="preserve">Lieu : </w:t>
-      </w:r>
-      <w:r>
-        <w:rPr>
-          <w:rFonts w:ascii="Avenir Next Regular" w:eastAsia="Calibri" w:hAnsi="Avenir Next Regular" w:cs="Browallia New"/>
-          <w:b/>
-          <w:lang w:val="fr-FR"/>
-        </w:rPr>
-        <w:t>A distance</w:t>
-      </w:r>
-    </w:p>
-    <w:p>
-      <w:pPr>
-        <w:pStyle w:val="Normal10"/>
-        <w:numPr>
-          <w:ilvl w:val="0"/>
-          <w:numId w:val="34"/>
-        </w:numPr>
-        <w:ind w:left="426" w:right="-431"/>
-        <w:rPr>
-          <w:rFonts w:ascii="Avenir Next Regular" w:eastAsia="Calibri" w:hAnsi="Avenir Next Regular" w:cs="Browallia New"/>
-          <w:b/>
-          <w:bCs/>
-          <w:lang w:val="en-FR"/>
-        </w:rPr>
-      </w:pPr>
-      <w:r>
-        <w:rPr>
-          <w:rFonts w:ascii="Avenir Next Regular" w:eastAsia="Calibri" w:hAnsi="Avenir Next Regular" w:cs="Browallia New"/>
-          <w:lang w:val="fr-FR"/>
-        </w:rPr>
-        <w:t xml:space="preserve">Dates : </w:t>
-      </w:r>
-      <w:r>
-        <w:rPr>
-          <w:rFonts w:ascii="Avenir Next Regular" w:eastAsia="Calibri" w:hAnsi="Avenir Next Regular" w:cs="Browallia New"/>
-          <w:b/>
-          <w:bCs/>
-          <w:lang w:val="fr-FR"/>
-        </w:rPr>
-        <w:t>{{DATE_STR}}</w:t>
-      </w:r>
-    </w:p>
-    <w:p>
-      <w:pPr>
-        <w:pStyle w:val="Normal10"/>
-        <w:numPr>
-          <w:ilvl w:val="0"/>
-          <w:numId w:val="34"/>
-        </w:numPr>
-        <w:ind w:left="426" w:right="-431"/>
-        <w:rPr>
-          <w:rFonts w:ascii="Avenir Next Regular" w:eastAsia="Calibri" w:hAnsi="Avenir Next Regular" w:cs="Browallia New"/>
-          <w:b/>
-          <w:bCs/>
-          <w:lang w:val="en-FR"/>
-        </w:rPr>
-      </w:pPr>
-      <w:r>
-        <w:rPr>
-          <w:rFonts w:ascii="Avenir Next Regular" w:eastAsia="Calibri" w:hAnsi="Avenir Next Regular" w:cs="Browallia New"/>
-          <w:bCs/>
-          <w:iCs/>
-          <w:lang w:val="fr-FR"/>
-        </w:rPr>
-        <w:t xml:space="preserve">Programme de formation : </w:t>
-      </w:r>
-      <w:r>
-        <w:rPr>
-          <w:rFonts w:ascii="Avenir Next Regular" w:eastAsia="Calibri" w:hAnsi="Avenir Next Regular" w:cs="Browallia New"/>
-          <w:b/>
-          <w:bCs/>
-          <w:iCs/>
-          <w:lang w:val="fr-FR"/>
-        </w:rPr>
-        <w:t>en annexe</w:t>
-      </w:r>
-    </w:p>
-    <w:p>
-      <w:pPr>
-        <w:pStyle w:val="Normal10"/>
-        <w:numPr>
-          <w:ilvl w:val="0"/>
-          <w:numId w:val="34"/>
-        </w:numPr>
-        <w:ind w:left="426" w:right="-431"/>
-        <w:rPr>
-          <w:rFonts w:ascii="Avenir Next Regular" w:eastAsia="Calibri" w:hAnsi="Avenir Next Regular" w:cs="Browallia New"/>
-          <w:sz w:val="19"/>
-          <w:szCs w:val="19"/>
-          <w:lang w:val="fr-FR"/>
-        </w:rPr>
-      </w:pPr>
-      <w:r>
-        <w:rPr>
-          <w:rFonts w:ascii="Avenir Next Regular" w:eastAsia="Calibri" w:hAnsi="Avenir Next Regular" w:cs="Browallia New"/>
-          <w:sz w:val="19"/>
-          <w:szCs w:val="19"/>
-          <w:lang w:val="fr-FR"/>
-        </w:rPr>
-        <w:t xml:space="preserve">Prérequis : niveau {{PREREQ_LEVEL}}. </w:t>
-      </w:r>
-      <w:r>
-        <w:rPr>
-          <w:rFonts w:ascii="Avenir Next Regular" w:eastAsia="Calibri" w:hAnsi="Avenir Next Regular" w:cs="Browallia New"/>
-          <w:b/>
-          <w:bCs/>
-          <w:sz w:val="19"/>
-          <w:szCs w:val="19"/>
-          <w:lang w:val="fr-FR"/>
-        </w:rPr>
-      </w:r>
-      <w:r>
-        <w:rPr>
-          <w:rFonts w:ascii="Avenir Next Regular" w:eastAsia="Calibri" w:hAnsi="Avenir Next Regular" w:cs="Browallia New"/>
-          <w:sz w:val="19"/>
-          <w:szCs w:val="19"/>
-          <w:lang w:val="fr-FR"/>
-        </w:rPr>
-      </w:r>
-    </w:p>
-    <w:p>
-      <w:pPr>
-        <w:pStyle w:val="Normal10"/>
-        <w:numPr>
-          <w:ilvl w:val="0"/>
-          <w:numId w:val="34"/>
-        </w:numPr>
-        <w:ind w:left="426" w:right="-431"/>
-        <w:rPr>
-          <w:rFonts w:ascii="Avenir Next Regular" w:eastAsia="Calibri" w:hAnsi="Avenir Next Regular" w:cs="Browallia New"/>
-          <w:sz w:val="19"/>
-          <w:szCs w:val="19"/>
-          <w:lang w:val="fr-FR"/>
-        </w:rPr>
-      </w:pPr>
-      <w:r>
-        <w:rPr>
-          <w:rFonts w:ascii="Avenir Next Regular" w:eastAsia="Calibri" w:hAnsi="Avenir Next Regular" w:cs="Browallia New"/>
-          <w:sz w:val="19"/>
-          <w:szCs w:val="19"/>
-          <w:lang w:val="fr-FR"/>
-        </w:rPr>
-        <w:t xml:space="preserve">Niveau visé : {{TARGET_LEVEL}} en anglais professionnel. </w:t>
-      </w:r>
-      <w:r>
-        <w:rPr>
-          <w:rFonts w:ascii="Avenir Next Regular" w:eastAsia="Calibri" w:hAnsi="Avenir Next Regular" w:cs="Browallia New"/>
-          <w:b/>
-          <w:bCs/>
-          <w:sz w:val="19"/>
-          <w:szCs w:val="19"/>
-          <w:lang w:val="fr-FR"/>
-        </w:rPr>
-      </w:r>
-      <w:r>
-        <w:rPr>
-          <w:rFonts w:ascii="Avenir Next Regular" w:eastAsia="Calibri" w:hAnsi="Avenir Next Regular" w:cs="Browallia New"/>
-          <w:sz w:val="19"/>
-          <w:szCs w:val="19"/>
-          <w:lang w:val="fr-FR"/>
-        </w:rPr>
-      </w:r>
-    </w:p>
-    <w:p>
-      <w:pPr>
-        <w:pStyle w:val="Normal10"/>
-        <w:numPr>
-          <w:ilvl w:val="0"/>
-          <w:numId w:val="34"/>
-        </w:numPr>
-        <w:ind w:left="426" w:right="-431"/>
-        <w:rPr>
-          <w:rFonts w:ascii="Avenir Next Regular" w:eastAsia="Calibri" w:hAnsi="Avenir Next Regular" w:cs="Browallia New"/>
-          <w:sz w:val="19"/>
-          <w:szCs w:val="19"/>
-          <w:lang w:val="fr-FR"/>
-        </w:rPr>
-      </w:pPr>
-      <w:r>
-        <w:rPr>
-          <w:rFonts w:ascii="Avenir Next Regular" w:eastAsia="Calibri" w:hAnsi="Avenir Next Regular" w:cs="Browallia New"/>
-          <w:sz w:val="19"/>
-          <w:szCs w:val="19"/>
-          <w:lang w:val="fr-FR"/>
-        </w:rPr>
-        <w:t>Les objectifs pédagogiques détaillés, le contenu et les moyens pédagogiques sont définis dans le Programme de formation joint en Annexe 1 à la présente convention, qui en fait partie intégrante.</w:t>
-      </w:r>
-    </w:p>
-    <w:p>
-      <w:pPr>
-        <w:pStyle w:val="Normal10"/>
-        <w:ind w:right="-431"/>
-        <w:rPr>
-          <w:rFonts w:ascii="Avenir Next Regular" w:eastAsia="Calibri" w:hAnsi="Avenir Next Regular" w:cs="Browallia New"/>
-          <w:bCs/>
-          <w:iCs/>
-          <w:lang w:val="fr-FR"/>
-        </w:rPr>
-        <w:sectPr>
-          <w:type w:val="continuous"/>
-          <w:pgSz w:w="11900" w:h="16820" w:code="297"/>
-          <w:pgMar w:top="1334" w:right="1274" w:bottom="1135" w:left="993" w:header="0" w:footer="1106" w:gutter="0"/>
-          <w:cols w:num="2" w:space="857"/>
-          <w:docGrid w:linePitch="360"/>
-        </w:sectPr>
-      </w:pPr>
-    </w:p>
-    <w:p>
-      <w:pPr>
-        <w:pStyle w:val="Normal10"/>
-        <w:ind w:left="-426" w:right="-431"/>
-        <w:rPr>
-          <w:rFonts w:ascii="Avenir Next Regular" w:eastAsia="Calibri" w:hAnsi="Avenir Next Regular" w:cs="Browallia New"/>
-          <w:sz w:val="12"/>
-          <w:szCs w:val="12"/>
-          <w:lang w:val="en-FR"/>
-        </w:rPr>
-      </w:pPr>
-    </w:p>
-    <w:p>
-      <w:pPr>
-        <w:pStyle w:val="Normal10"/>
-        <w:ind w:right="-431"/>
-        <w:rPr>
-          <w:rFonts w:ascii="Avenir Next Regular" w:eastAsia="Calibri" w:hAnsi="Avenir Next Regular" w:cs="Browallia New"/>
-          <w:bCs/>
-          <w:iCs/>
-          <w:lang w:val="fr-FR"/>
-        </w:rPr>
-        <w:sectPr>
-          <w:type w:val="continuous"/>
-          <w:pgSz w:w="11900" w:h="16820" w:code="297"/>
-          <w:pgMar w:top="1334" w:right="1274" w:bottom="1135" w:left="993" w:header="0" w:footer="1106" w:gutter="0"/>
-          <w:cols w:space="857"/>
-          <w:docGrid w:linePitch="360"/>
-        </w:sectPr>
-      </w:pPr>
-    </w:p>
+    <w:tbl>
+      <w:tblPr>
+        <w:tblW w:w="9026" w:type="dxa"/>
+        <w:tblLook w:val="04A0" w:firstRow="1" w:lastRow="0" w:firstColumn="1" w:lastColumn="0" w:noHBand="0" w:noVBand="1"/>
+      </w:tblPr>
+      <w:tblGrid>
+        <w:gridCol w:w="4513"/>
+        <w:gridCol w:w="4513"/>
+      </w:tblGrid>
+      <w:tr>
+        <w:tc>
+          <w:tcPr>
+            <w:tcW w:w="4513" w:type="dxa"/>
+          </w:tcPr>
+          <w:p>
+            <w:pPr>
+              <w:pStyle w:val="Normal10"/>
+              <w:numPr>
+                <w:ilvl w:val="0"/>
+                <w:numId w:val="34"/>
+              </w:numPr>
+              <w:ind w:left="464"/>
+              <w:rPr>
+                <w:rFonts w:ascii="Avenir Next Regular" w:hAnsi="Avenir Next Regular" w:cs="Browallia New"/>
+                <w:lang w:val="fr-FR"/>
+              </w:rPr>
+            </w:pPr>
+            <w:r>
+              <w:rPr>
+                <w:rFonts w:ascii="Avenir Next Regular" w:hAnsi="Avenir Next Regular" w:cs="Browallia New"/>
+                <w:lang w:val="fr-FR"/>
+              </w:rPr>
+              <w:t>Catégorie d’action de formation (</w:t>
+            </w:r>
+            <w:r>
+              <w:rPr>
+                <w:rFonts w:ascii="Avenir Next Regular" w:hAnsi="Avenir Next Regular" w:cs="Browallia New"/>
+                <w:b/>
+                <w:lang w:val="fr-FR"/>
+              </w:rPr>
+              <w:t>article L.6313-1 du code du travail)</w:t>
+            </w:r>
+            <w:r>
+              <w:rPr>
+                <w:rFonts w:ascii="Avenir Next Regular" w:hAnsi="Avenir Next Regular" w:cs="Browallia New"/>
+                <w:lang w:val="fr-FR"/>
+              </w:rPr>
+              <w:t xml:space="preserve"> 1° - Action de formation dont les objectifs, contenu et moyens prévus sont dans le programme de formation</w:t>
+            </w:r>
+          </w:p>
+          <w:p>
+            <w:pPr>
+              <w:pStyle w:val="Normal10"/>
+              <w:numPr>
+                <w:ilvl w:val="0"/>
+                <w:numId w:val="34"/>
+              </w:numPr>
+              <w:ind w:left="464"/>
+              <w:rPr>
+                <w:rFonts w:ascii="Avenir Next Regular" w:hAnsi="Avenir Next Regular" w:cs="Browallia New"/>
+                <w:lang w:val="fr-FR"/>
+              </w:rPr>
+            </w:pPr>
+            <w:r>
+              <w:rPr>
+                <w:rFonts w:ascii="Avenir Next Regular" w:hAnsi="Avenir Next Regular" w:cs="Browallia New"/>
+                <w:lang w:val="fr-FR"/>
+              </w:rPr>
+              <w:t xml:space="preserve">Durée de l’action de formation : </w:t>
+            </w:r>
+            <w:r>
+              <w:rPr>
+                <w:rFonts w:ascii="Avenir Next Regular" w:hAnsi="Avenir Next Regular" w:cs="Browallia New"/>
+                <w:b/>
+                <w:lang w:val="fr-FR"/>
+              </w:rPr>
+              <w:t>{{TOTAL_HOURS}} heures</w:t>
+            </w:r>
+          </w:p>
+          <w:p>
+            <w:pPr>
+              <w:pStyle w:val="Normal10"/>
+              <w:numPr>
+                <w:ilvl w:val="0"/>
+                <w:numId w:val="34"/>
+              </w:numPr>
+              <w:ind w:left="464"/>
+              <w:rPr>
+                <w:rFonts w:ascii="Avenir Next Regular" w:hAnsi="Avenir Next Regular" w:cs="Browallia New"/>
+                <w:lang w:val="fr-FR"/>
+              </w:rPr>
+            </w:pPr>
+            <w:r>
+              <w:rPr>
+                <w:rFonts w:ascii="Avenir Next Regular" w:hAnsi="Avenir Next Regular" w:cs="Browallia New"/>
+                <w:lang w:val="fr-FR"/>
+              </w:rPr>
+              <w:t xml:space="preserve">Lieu : </w:t>
+            </w:r>
+            <w:r>
+              <w:rPr>
+                <w:rFonts w:ascii="Avenir Next Regular" w:hAnsi="Avenir Next Regular" w:cs="Browallia New"/>
+                <w:b/>
+                <w:lang w:val="fr-FR"/>
+              </w:rPr>
+              <w:t>A distance</w:t>
+            </w:r>
+          </w:p>
+          <w:p>
+            <w:pPr>
+              <w:pStyle w:val="Normal10"/>
+              <w:numPr>
+                <w:ilvl w:val="0"/>
+                <w:numId w:val="34"/>
+              </w:numPr>
+              <w:ind w:left="464"/>
+              <w:rPr>
+                <w:rFonts w:ascii="Avenir Next Regular" w:hAnsi="Avenir Next Regular" w:cs="Browallia New"/>
+                <w:lang w:val="fr-FR"/>
+              </w:rPr>
+            </w:pPr>
+            <w:r>
+              <w:rPr>
+                <w:rFonts w:ascii="Avenir Next Regular" w:hAnsi="Avenir Next Regular" w:cs="Browallia New"/>
+                <w:lang w:val="fr-FR"/>
+              </w:rPr>
+              <w:t xml:space="preserve">Dates : </w:t>
+            </w:r>
+            <w:r>
+              <w:rPr>
+                <w:rFonts w:ascii="Avenir Next Regular" w:hAnsi="Avenir Next Regular" w:cs="Browallia New"/>
+                <w:b/>
+                <w:lang w:val="fr-FR"/>
+              </w:rPr>
+              <w:t>{{DATE_STR}}</w:t>
+            </w:r>
+          </w:p>
+        </w:tc>
+        <w:tc>
+          <w:tcPr>
+            <w:tcW w:w="4513" w:type="dxa"/>
+          </w:tcPr>
+          <w:p>
+            <w:pPr>
+              <w:pStyle w:val="Normal10"/>
+              <w:numPr>
+                <w:ilvl w:val="0"/>
+                <w:numId w:val="34"/>
+              </w:numPr>
+              <w:ind w:left="629"/>
+              <w:rPr>
+                <w:rFonts w:ascii="Avenir Next Regular" w:hAnsi="Avenir Next Regular" w:cs="Browallia New"/>
+                <w:lang w:val="fr-FR"/>
+              </w:rPr>
+            </w:pPr>
+            <w:r>
+              <w:rPr>
+                <w:rFonts w:ascii="Avenir Next Regular" w:hAnsi="Avenir Next Regular" w:cs="Browallia New"/>
+                <w:lang w:val="fr-FR"/>
+              </w:rPr>
+              <w:t xml:space="preserve">Programme de formation : </w:t>
+            </w:r>
+            <w:r>
+              <w:rPr>
+                <w:rFonts w:ascii="Avenir Next Regular" w:hAnsi="Avenir Next Regular" w:cs="Browallia New"/>
+                <w:b/>
+                <w:lang w:val="fr-FR"/>
+              </w:rPr>
+              <w:t>en annexe</w:t>
+            </w:r>
+          </w:p>
+          <w:p>
+            <w:pPr>
+              <w:pStyle w:val="Normal10"/>
+              <w:numPr>
+                <w:ilvl w:val="0"/>
+                <w:numId w:val="34"/>
+              </w:numPr>
+              <w:ind w:left="629"/>
+              <w:rPr>
+                <w:rFonts w:ascii="Avenir Next Regular" w:hAnsi="Avenir Next Regular" w:cs="Browallia New"/>
+                <w:lang w:val="fr-FR"/>
+              </w:rPr>
+            </w:pPr>
+            <w:r>
+              <w:rPr>
+                <w:rFonts w:ascii="Avenir Next Regular" w:hAnsi="Avenir Next Regular" w:cs="Browallia New"/>
+                <w:lang w:val="fr-FR"/>
+              </w:rPr>
+              <w:t xml:space="preserve">Prérequis : niveau {{PREREQ_LEVEL}}. </w:t>
+            </w:r>
+          </w:p>
+          <w:p>
+            <w:pPr>
+              <w:pStyle w:val="Normal10"/>
+              <w:numPr>
+                <w:ilvl w:val="0"/>
+                <w:numId w:val="34"/>
+              </w:numPr>
+              <w:ind w:left="629"/>
+              <w:rPr>
+                <w:rFonts w:ascii="Avenir Next Regular" w:hAnsi="Avenir Next Regular" w:cs="Browallia New"/>
+                <w:lang w:val="fr-FR"/>
+              </w:rPr>
+            </w:pPr>
+            <w:r>
+              <w:rPr>
+                <w:rFonts w:ascii="Avenir Next Regular" w:hAnsi="Avenir Next Regular" w:cs="Browallia New"/>
+                <w:lang w:val="fr-FR"/>
+              </w:rPr>
+              <w:t xml:space="preserve">Niveau visé : {{TARGET_LEVEL}} en anglais professionnel. </w:t>
+            </w:r>
+          </w:p>
+          <w:p>
+            <w:pPr>
+              <w:pStyle w:val="Normal10"/>
+              <w:numPr>
+                <w:ilvl w:val="0"/>
+                <w:numId w:val="34"/>
+              </w:numPr>
+              <w:ind w:left="629"/>
+              <w:rPr>
+                <w:rFonts w:ascii="Avenir Next Regular" w:hAnsi="Avenir Next Regular" w:cs="Browallia New"/>
+                <w:lang w:val="fr-FR"/>
+              </w:rPr>
+            </w:pPr>
+            <w:r>
+              <w:rPr>
+                <w:rFonts w:ascii="Avenir Next Regular" w:hAnsi="Avenir Next Regular" w:cs="Browallia New"/>
+                <w:lang w:val="fr-FR"/>
+              </w:rPr>
+              <w:t>Les objectifs pédagogiques détaillés, le contenu et les moyens pédagogiques sont définis dans le Programme de formation joint en Annexe 1 à la présente convention, qui en fait partie intégrante.</w:t>
+            </w:r>
+          </w:p>
+        </w:tc>
+      </w:tr>
+    </w:tbl>
     <w:p>
       <w:pPr>
         <w:pStyle w:val="Normal10"/>
@@ -754,11 +648,11 @@
       <w:r>
         <w:rPr>
           <w:rFonts w:ascii="Avenir Next Regular" w:eastAsia="Calibri" w:hAnsi="Avenir Next Regular" w:cs="Browallia New"/>
-          <w:lang w:val="fr-FR"/>
           <w:b/>
           <w:bCs/>
-        </w:rPr>
-        <w:t xml:space="preserve">{{PRICE}} EUROS NET DE TAXES*</w:t>
+          <w:lang w:val="fr-FR"/>
+        </w:rPr>
+        <w:t>{{PRICE}} EUROS NET DE TAXES*</w:t>
       </w:r>
       <w:r>
         <w:rPr>
@@ -841,18 +735,6 @@
           <w:lang w:val="en-FR"/>
         </w:rPr>
         <w:t>Formation à distance comprenant {{COACHING_HOURS}} heures de coaching individuel en visioconférence et {{HOMEWORK_HOURS}} heures de travail guidé en autonomie (travaux dirigés ou e-learning) comprenant des activités pédagogiques structurées et planifiées avec production de livrables (écrits et oraux). Les activités en autonomie font l’objet d’un suivi par l’organisme de formation (livrables, résultats, dates de réalisation et progression). La réalisation des activités en autonomie fait partie intégrante du parcours de formation.</w:t>
-      </w:r>
-      <w:r>
-        <w:rPr>
-          <w:rFonts w:ascii="Avenir Next Regular" w:eastAsia="Calibri" w:hAnsi="Avenir Next Regular" w:cs="Browallia New"/>
-          <w:lang w:val="fr-FR"/>
-        </w:rPr>
-      </w:r>
-      <w:r>
-        <w:rPr>
-          <w:rFonts w:ascii="Avenir Next Regular" w:eastAsia="Calibri" w:hAnsi="Avenir Next Regular" w:cs="Browallia New"/>
-          <w:lang w:val="en-FR"/>
-        </w:rPr>
       </w:r>
     </w:p>
     <w:p>
@@ -1465,7 +1347,7 @@
 </file>
 
 <file path=word/endnotes.xml><?xml version="1.0" encoding="utf-8"?>
-<w:endnotes xmlns:wpc="http://schemas.microsoft.com/office/word/2010/wordprocessingCanvas" xmlns:cx="http://schemas.microsoft.com/office/drawing/2014/chartex" xmlns:cx1="http://schemas.microsoft.com/office/drawing/2015/9/8/chartex" xmlns:cx2="http://schemas.microsoft.com/office/drawing/2015/10/21/chartex" xmlns:cx3="http://schemas.microsoft.com/office/drawing/2016/5/9/chartex" xmlns:cx4="http://schemas.microsoft.com/office/drawing/2016/5/10/chartex" xmlns:cx5="http://schemas.microsoft.com/office/drawing/2016/5/11/chartex" xmlns:cx6="http://schemas.microsoft.com/office/drawing/2016/5/12/chartex" xmlns:cx7="http://schemas.microsoft.com/office/drawing/2016/5/13/chartex" xmlns:cx8="http://schemas.microsoft.com/office/drawing/2016/5/14/chartex" xmlns:mc="http://schemas.openxmlformats.org/markup-compatibility/2006" xmlns:aink="http://schemas.microsoft.com/office/drawing/2016/ink" xmlns:am3d="http://schemas.microsoft.com/office/drawing/2017/model3d" xmlns:o="urn:schemas-microsoft-com:office:office" xmlns:oel="http://schemas.microsoft.com/office/2019/extlst" xmlns:r="http://schemas.openxmlformats.org/officeDocument/2006/relationships" xmlns:m="http://schemas.openxmlformats.org/officeDocument/2006/math" xmlns:v="urn:schemas-microsoft-com:vml" xmlns:wp14="http://schemas.microsoft.com/office/word/2010/wordprocessingDrawing" xmlns:wp="http://schemas.openxmlformats.org/drawingml/2006/wordprocessingDrawing" xmlns:w10="urn:schemas-microsoft-com:office:word" xmlns:w="http://schemas.openxmlformats.org/wordprocessingml/2006/main" xmlns:w14="http://schemas.microsoft.com/office/word/2010/wordml" xmlns:w15="http://schemas.microsoft.com/office/word/2012/wordml" xmlns:w16cex="http://schemas.microsoft.com/office/word/2018/wordml/cex" xmlns:w16cid="http://schemas.microsoft.com/office/word/2016/wordml/cid" xmlns:w16="http://schemas.microsoft.com/office/word/2018/wordml" xmlns:w16du="http://schemas.microsoft.com/office/word/2023/wordml/word16du" xmlns:w16sdtdh="http://schemas.microsoft.com/office/word/2020/wordml/sdtdatahash" xmlns:w16sdtfl="http://schemas.microsoft.com/office/word/2024/wordml/sdtformatlock" xmlns:w16se="http://schemas.microsoft.com/office/word/2015/wordml/symex" xmlns:wpg="http://schemas.microsoft.com/office/word/2010/wordprocessingGroup" xmlns:wpi="http://schemas.microsoft.com/office/word/2010/wordprocessingInk" xmlns:wne="http://schemas.microsoft.com/office/word/2006/wordml" xmlns:wps="http://schemas.microsoft.com/office/word/2010/wordprocessingShape" mc:Ignorable="w14 w15 w16se w16cid w16 w16cex w16sdtdh w16sdtfl w16du wp14">
+<w:endnotes xmlns:wpc="http://schemas.microsoft.com/office/word/2010/wordprocessingCanvas" xmlns:cx="http://schemas.microsoft.com/office/drawing/2014/chartex" xmlns:cx1="http://schemas.microsoft.com/office/drawing/2015/9/8/chartex" xmlns:cx2="http://schemas.microsoft.com/office/drawing/2015/10/21/chartex" xmlns:cx3="http://schemas.microsoft.com/office/drawing/2016/5/9/chartex" xmlns:cx4="http://schemas.microsoft.com/office/drawing/2016/5/10/chartex" xmlns:cx5="http://schemas.microsoft.com/office/drawing/2016/5/11/chartex" xmlns:cx6="http://schemas.microsoft.com/office/drawing/2016/5/12/chartex" xmlns:cx7="http://schemas.microsoft.com/office/drawing/2016/5/13/chartex" xmlns:cx8="http://schemas.microsoft.com/office/drawing/2016/5/14/chartex" xmlns:mc="http://schemas.openxmlformats.org/markup-compatibility/2006" xmlns:m="http://schemas.openxmlformats.org/officeDocument/2006/math" xmlns:aink="http://schemas.microsoft.com/office/drawing/2016/ink" xmlns:am3d="http://schemas.microsoft.com/office/drawing/2017/model3d" xmlns:oel="http://schemas.microsoft.com/office/2019/extlst" xmlns:r="http://schemas.openxmlformats.org/officeDocument/2006/relationships" xmlns:wp14="http://schemas.microsoft.com/office/word/2010/wordprocessingDrawing" xmlns:wp="http://schemas.openxmlformats.org/drawingml/2006/wordprocessingDrawing" xmlns:wpg="http://schemas.microsoft.com/office/word/2010/wordprocessingGroup" xmlns:wpi="http://schemas.microsoft.com/office/word/2010/wordprocessingInk" xmlns:wps="http://schemas.microsoft.com/office/word/2010/wordprocessingShape" xmlns:o="urn:schemas-microsoft-com:office:office" xmlns:v="urn:schemas-microsoft-com:vml" xmlns:w10="urn:schemas-microsoft-com:office:word" xmlns:w="http://schemas.openxmlformats.org/wordprocessingml/2006/main" xmlns:w14="http://schemas.microsoft.com/office/word/2010/wordml" xmlns:w15="http://schemas.microsoft.com/office/word/2012/wordml" xmlns:w16cex="http://schemas.microsoft.com/office/word/2018/wordml/cex" xmlns:w16cid="http://schemas.microsoft.com/office/word/2016/wordml/cid" xmlns:w16="http://schemas.microsoft.com/office/word/2018/wordml" xmlns:w16sdtdh="http://schemas.microsoft.com/office/word/2020/wordml/sdtdatahash" xmlns:w16sdtfl="http://schemas.microsoft.com/office/word/2024/wordml/sdtformatlock" xmlns:w16se="http://schemas.microsoft.com/office/word/2015/wordml/symex" xmlns:w16du="http://schemas.microsoft.com/office/word/2023/wordml/word16du" xmlns:wne="http://schemas.microsoft.com/office/word/2006/wordml" mc:Ignorable="w14 w15 w16se w16cid w16 w16cex w16sdtdh w16sdtfl w16du wp14">
   <w:endnote w:type="separator" w:id="-1">
     <w:p>
       <w:r>
@@ -1484,7 +1366,7 @@
 </file>
 
 <file path=word/footer1.xml><?xml version="1.0" encoding="utf-8"?>
-<w:ftr xmlns:wpc="http://schemas.microsoft.com/office/word/2010/wordprocessingCanvas" xmlns:cx="http://schemas.microsoft.com/office/drawing/2014/chartex" xmlns:cx1="http://schemas.microsoft.com/office/drawing/2015/9/8/chartex" xmlns:cx2="http://schemas.microsoft.com/office/drawing/2015/10/21/chartex" xmlns:cx3="http://schemas.microsoft.com/office/drawing/2016/5/9/chartex" xmlns:cx4="http://schemas.microsoft.com/office/drawing/2016/5/10/chartex" xmlns:cx5="http://schemas.microsoft.com/office/drawing/2016/5/11/chartex" xmlns:cx6="http://schemas.microsoft.com/office/drawing/2016/5/12/chartex" xmlns:cx7="http://schemas.microsoft.com/office/drawing/2016/5/13/chartex" xmlns:cx8="http://schemas.microsoft.com/office/drawing/2016/5/14/chartex" xmlns:mc="http://schemas.openxmlformats.org/markup-compatibility/2006" xmlns:aink="http://schemas.microsoft.com/office/drawing/2016/ink" xmlns:am3d="http://schemas.microsoft.com/office/drawing/2017/model3d" xmlns:o="urn:schemas-microsoft-com:office:office" xmlns:oel="http://schemas.microsoft.com/office/2019/extlst" xmlns:r="http://schemas.openxmlformats.org/officeDocument/2006/relationships" xmlns:m="http://schemas.openxmlformats.org/officeDocument/2006/math" xmlns:v="urn:schemas-microsoft-com:vml" xmlns:wp14="http://schemas.microsoft.com/office/word/2010/wordprocessingDrawing" xmlns:wp="http://schemas.openxmlformats.org/drawingml/2006/wordprocessingDrawing" xmlns:w10="urn:schemas-microsoft-com:office:word" xmlns:w="http://schemas.openxmlformats.org/wordprocessingml/2006/main" xmlns:w14="http://schemas.microsoft.com/office/word/2010/wordml" xmlns:w15="http://schemas.microsoft.com/office/word/2012/wordml" xmlns:w16cex="http://schemas.microsoft.com/office/word/2018/wordml/cex" xmlns:w16cid="http://schemas.microsoft.com/office/word/2016/wordml/cid" xmlns:w16="http://schemas.microsoft.com/office/word/2018/wordml" xmlns:w16du="http://schemas.microsoft.com/office/word/2023/wordml/word16du" xmlns:w16sdtdh="http://schemas.microsoft.com/office/word/2020/wordml/sdtdatahash" xmlns:w16sdtfl="http://schemas.microsoft.com/office/word/2024/wordml/sdtformatlock" xmlns:w16se="http://schemas.microsoft.com/office/word/2015/wordml/symex" xmlns:wpg="http://schemas.microsoft.com/office/word/2010/wordprocessingGroup" xmlns:wpi="http://schemas.microsoft.com/office/word/2010/wordprocessingInk" xmlns:wne="http://schemas.microsoft.com/office/word/2006/wordml" xmlns:wps="http://schemas.microsoft.com/office/word/2010/wordprocessingShape" mc:Ignorable="w14 w15 w16se w16cid w16 w16cex w16sdtdh w16sdtfl w16du wp14">
+<w:ftr xmlns:wpc="http://schemas.microsoft.com/office/word/2010/wordprocessingCanvas" xmlns:cx="http://schemas.microsoft.com/office/drawing/2014/chartex" xmlns:cx1="http://schemas.microsoft.com/office/drawing/2015/9/8/chartex" xmlns:cx2="http://schemas.microsoft.com/office/drawing/2015/10/21/chartex" xmlns:cx3="http://schemas.microsoft.com/office/drawing/2016/5/9/chartex" xmlns:cx4="http://schemas.microsoft.com/office/drawing/2016/5/10/chartex" xmlns:cx5="http://schemas.microsoft.com/office/drawing/2016/5/11/chartex" xmlns:cx6="http://schemas.microsoft.com/office/drawing/2016/5/12/chartex" xmlns:cx7="http://schemas.microsoft.com/office/drawing/2016/5/13/chartex" xmlns:cx8="http://schemas.microsoft.com/office/drawing/2016/5/14/chartex" xmlns:mc="http://schemas.openxmlformats.org/markup-compatibility/2006" xmlns:m="http://schemas.openxmlformats.org/officeDocument/2006/math" xmlns:aink="http://schemas.microsoft.com/office/drawing/2016/ink" xmlns:am3d="http://schemas.microsoft.com/office/drawing/2017/model3d" xmlns:oel="http://schemas.microsoft.com/office/2019/extlst" xmlns:r="http://schemas.openxmlformats.org/officeDocument/2006/relationships" xmlns:wp14="http://schemas.microsoft.com/office/word/2010/wordprocessingDrawing" xmlns:wp="http://schemas.openxmlformats.org/drawingml/2006/wordprocessingDrawing" xmlns:wpg="http://schemas.microsoft.com/office/word/2010/wordprocessingGroup" xmlns:wpi="http://schemas.microsoft.com/office/word/2010/wordprocessingInk" xmlns:wps="http://schemas.microsoft.com/office/word/2010/wordprocessingShape" xmlns:o="urn:schemas-microsoft-com:office:office" xmlns:v="urn:schemas-microsoft-com:vml" xmlns:w10="urn:schemas-microsoft-com:office:word" xmlns:w="http://schemas.openxmlformats.org/wordprocessingml/2006/main" xmlns:w14="http://schemas.microsoft.com/office/word/2010/wordml" xmlns:w15="http://schemas.microsoft.com/office/word/2012/wordml" xmlns:w16cex="http://schemas.microsoft.com/office/word/2018/wordml/cex" xmlns:w16cid="http://schemas.microsoft.com/office/word/2016/wordml/cid" xmlns:w16="http://schemas.microsoft.com/office/word/2018/wordml" xmlns:w16sdtdh="http://schemas.microsoft.com/office/word/2020/wordml/sdtdatahash" xmlns:w16sdtfl="http://schemas.microsoft.com/office/word/2024/wordml/sdtformatlock" xmlns:w16se="http://schemas.microsoft.com/office/word/2015/wordml/symex" xmlns:w16du="http://schemas.microsoft.com/office/word/2023/wordml/word16du" xmlns:wne="http://schemas.microsoft.com/office/word/2006/wordml" mc:Ignorable="w14 w15 w16se w16cid w16 w16cex w16sdtdh w16sdtfl w16du wp14">
   <w:p>
     <w:pPr>
       <w:pStyle w:val="Footer"/>
@@ -1532,14 +1414,14 @@
                       </a:ln>
                       <a:extLst>
                         <a:ext uri="{909E8E84-426E-40dd-AFC4-6F175D3DCCD1}">
-                          <a14:hiddenFill xmlns="" xmlns:mo="http://schemas.microsoft.com/office/mac/office/2008/main" xmlns:mv="urn:schemas-microsoft-com:mac:vml" xmlns:o="urn:schemas-microsoft-com:office:office" xmlns:v="urn:schemas-microsoft-com:vml" xmlns:w10="urn:schemas-microsoft-com:office:word" xmlns:w="http://schemas.openxmlformats.org/wordprocessingml/2006/main" xmlns:a14="http://schemas.microsoft.com/office/drawing/2010/main">
+                          <a14:hiddenFill xmlns:a14="http://schemas.microsoft.com/office/drawing/2010/main" xmlns:w="http://schemas.openxmlformats.org/wordprocessingml/2006/main" xmlns:w10="urn:schemas-microsoft-com:office:word" xmlns:v="urn:schemas-microsoft-com:vml" xmlns:o="urn:schemas-microsoft-com:office:office" xmlns:mv="urn:schemas-microsoft-com:mac:vml" xmlns:mo="http://schemas.microsoft.com/office/mac/office/2008/main" xmlns="">
                             <a:solidFill>
                               <a:srgbClr val="00CC99"/>
                             </a:solidFill>
                           </a14:hiddenFill>
                         </a:ext>
                         <a:ext uri="{91240B29-F687-4f45-9708-019B960494DF}">
-                          <a14:hiddenLine xmlns="" xmlns:mo="http://schemas.microsoft.com/office/mac/office/2008/main" xmlns:mv="urn:schemas-microsoft-com:mac:vml" xmlns:o="urn:schemas-microsoft-com:office:office" xmlns:v="urn:schemas-microsoft-com:vml" xmlns:w10="urn:schemas-microsoft-com:office:word" xmlns:w="http://schemas.openxmlformats.org/wordprocessingml/2006/main" xmlns:a14="http://schemas.microsoft.com/office/drawing/2010/main" w="9525">
+                          <a14:hiddenLine xmlns:a14="http://schemas.microsoft.com/office/drawing/2010/main" xmlns:w="http://schemas.openxmlformats.org/wordprocessingml/2006/main" xmlns:w10="urn:schemas-microsoft-com:office:word" xmlns:v="urn:schemas-microsoft-com:vml" xmlns:o="urn:schemas-microsoft-com:office:office" xmlns:mv="urn:schemas-microsoft-com:mac:vml" xmlns:mo="http://schemas.microsoft.com/office/mac/office/2008/main" xmlns="" w="9525">
                             <a:solidFill>
                               <a:srgbClr val="000000"/>
                             </a:solidFill>
@@ -1898,7 +1780,7 @@
 </file>
 
 <file path=word/footer2.xml><?xml version="1.0" encoding="utf-8"?>
-<w:ftr xmlns:wpc="http://schemas.microsoft.com/office/word/2010/wordprocessingCanvas" xmlns:cx="http://schemas.microsoft.com/office/drawing/2014/chartex" xmlns:cx1="http://schemas.microsoft.com/office/drawing/2015/9/8/chartex" xmlns:cx2="http://schemas.microsoft.com/office/drawing/2015/10/21/chartex" xmlns:cx3="http://schemas.microsoft.com/office/drawing/2016/5/9/chartex" xmlns:cx4="http://schemas.microsoft.com/office/drawing/2016/5/10/chartex" xmlns:cx5="http://schemas.microsoft.com/office/drawing/2016/5/11/chartex" xmlns:cx6="http://schemas.microsoft.com/office/drawing/2016/5/12/chartex" xmlns:cx7="http://schemas.microsoft.com/office/drawing/2016/5/13/chartex" xmlns:cx8="http://schemas.microsoft.com/office/drawing/2016/5/14/chartex" xmlns:mc="http://schemas.openxmlformats.org/markup-compatibility/2006" xmlns:aink="http://schemas.microsoft.com/office/drawing/2016/ink" xmlns:am3d="http://schemas.microsoft.com/office/drawing/2017/model3d" xmlns:o="urn:schemas-microsoft-com:office:office" xmlns:oel="http://schemas.microsoft.com/office/2019/extlst" xmlns:r="http://schemas.openxmlformats.org/officeDocument/2006/relationships" xmlns:m="http://schemas.openxmlformats.org/officeDocument/2006/math" xmlns:v="urn:schemas-microsoft-com:vml" xmlns:wp14="http://schemas.microsoft.com/office/word/2010/wordprocessingDrawing" xmlns:wp="http://schemas.openxmlformats.org/drawingml/2006/wordprocessingDrawing" xmlns:w10="urn:schemas-microsoft-com:office:word" xmlns:w="http://schemas.openxmlformats.org/wordprocessingml/2006/main" xmlns:w14="http://schemas.microsoft.com/office/word/2010/wordml" xmlns:w15="http://schemas.microsoft.com/office/word/2012/wordml" xmlns:w16cex="http://schemas.microsoft.com/office/word/2018/wordml/cex" xmlns:w16cid="http://schemas.microsoft.com/office/word/2016/wordml/cid" xmlns:w16="http://schemas.microsoft.com/office/word/2018/wordml" xmlns:w16du="http://schemas.microsoft.com/office/word/2023/wordml/word16du" xmlns:w16sdtdh="http://schemas.microsoft.com/office/word/2020/wordml/sdtdatahash" xmlns:w16sdtfl="http://schemas.microsoft.com/office/word/2024/wordml/sdtformatlock" xmlns:w16se="http://schemas.microsoft.com/office/word/2015/wordml/symex" xmlns:wpg="http://schemas.microsoft.com/office/word/2010/wordprocessingGroup" xmlns:wpi="http://schemas.microsoft.com/office/word/2010/wordprocessingInk" xmlns:wne="http://schemas.microsoft.com/office/word/2006/wordml" xmlns:wps="http://schemas.microsoft.com/office/word/2010/wordprocessingShape" mc:Ignorable="w14 w15 w16se w16cid w16 w16cex w16sdtdh w16sdtfl w16du wp14">
+<w:ftr xmlns:wpc="http://schemas.microsoft.com/office/word/2010/wordprocessingCanvas" xmlns:cx="http://schemas.microsoft.com/office/drawing/2014/chartex" xmlns:cx1="http://schemas.microsoft.com/office/drawing/2015/9/8/chartex" xmlns:cx2="http://schemas.microsoft.com/office/drawing/2015/10/21/chartex" xmlns:cx3="http://schemas.microsoft.com/office/drawing/2016/5/9/chartex" xmlns:cx4="http://schemas.microsoft.com/office/drawing/2016/5/10/chartex" xmlns:cx5="http://schemas.microsoft.com/office/drawing/2016/5/11/chartex" xmlns:cx6="http://schemas.microsoft.com/office/drawing/2016/5/12/chartex" xmlns:cx7="http://schemas.microsoft.com/office/drawing/2016/5/13/chartex" xmlns:cx8="http://schemas.microsoft.com/office/drawing/2016/5/14/chartex" xmlns:mc="http://schemas.openxmlformats.org/markup-compatibility/2006" xmlns:m="http://schemas.openxmlformats.org/officeDocument/2006/math" xmlns:aink="http://schemas.microsoft.com/office/drawing/2016/ink" xmlns:am3d="http://schemas.microsoft.com/office/drawing/2017/model3d" xmlns:oel="http://schemas.microsoft.com/office/2019/extlst" xmlns:r="http://schemas.openxmlformats.org/officeDocument/2006/relationships" xmlns:wp14="http://schemas.microsoft.com/office/word/2010/wordprocessingDrawing" xmlns:wp="http://schemas.openxmlformats.org/drawingml/2006/wordprocessingDrawing" xmlns:wpg="http://schemas.microsoft.com/office/word/2010/wordprocessingGroup" xmlns:wpi="http://schemas.microsoft.com/office/word/2010/wordprocessingInk" xmlns:wps="http://schemas.microsoft.com/office/word/2010/wordprocessingShape" xmlns:o="urn:schemas-microsoft-com:office:office" xmlns:v="urn:schemas-microsoft-com:vml" xmlns:w10="urn:schemas-microsoft-com:office:word" xmlns:w="http://schemas.openxmlformats.org/wordprocessingml/2006/main" xmlns:w14="http://schemas.microsoft.com/office/word/2010/wordml" xmlns:w15="http://schemas.microsoft.com/office/word/2012/wordml" xmlns:w16cex="http://schemas.microsoft.com/office/word/2018/wordml/cex" xmlns:w16cid="http://schemas.microsoft.com/office/word/2016/wordml/cid" xmlns:w16="http://schemas.microsoft.com/office/word/2018/wordml" xmlns:w16sdtdh="http://schemas.microsoft.com/office/word/2020/wordml/sdtdatahash" xmlns:w16sdtfl="http://schemas.microsoft.com/office/word/2024/wordml/sdtformatlock" xmlns:w16se="http://schemas.microsoft.com/office/word/2015/wordml/symex" xmlns:w16du="http://schemas.microsoft.com/office/word/2023/wordml/word16du" xmlns:wne="http://schemas.microsoft.com/office/word/2006/wordml" mc:Ignorable="w14 w15 w16se w16cid w16 w16cex w16sdtdh w16sdtfl w16du wp14">
   <w:p>
     <w:pPr>
       <w:pStyle w:val="Footer"/>
@@ -1946,14 +1828,14 @@
                       </a:ln>
                       <a:extLst>
                         <a:ext uri="{909E8E84-426E-40dd-AFC4-6F175D3DCCD1}">
-                          <a14:hiddenFill xmlns="" xmlns:mo="http://schemas.microsoft.com/office/mac/office/2008/main" xmlns:mv="urn:schemas-microsoft-com:mac:vml" xmlns:o="urn:schemas-microsoft-com:office:office" xmlns:v="urn:schemas-microsoft-com:vml" xmlns:w10="urn:schemas-microsoft-com:office:word" xmlns:w="http://schemas.openxmlformats.org/wordprocessingml/2006/main" xmlns:a14="http://schemas.microsoft.com/office/drawing/2010/main">
+                          <a14:hiddenFill xmlns:a14="http://schemas.microsoft.com/office/drawing/2010/main" xmlns:w="http://schemas.openxmlformats.org/wordprocessingml/2006/main" xmlns:w10="urn:schemas-microsoft-com:office:word" xmlns:v="urn:schemas-microsoft-com:vml" xmlns:o="urn:schemas-microsoft-com:office:office" xmlns:mv="urn:schemas-microsoft-com:mac:vml" xmlns:mo="http://schemas.microsoft.com/office/mac/office/2008/main" xmlns="">
                             <a:solidFill>
                               <a:srgbClr val="00CC99"/>
                             </a:solidFill>
                           </a14:hiddenFill>
                         </a:ext>
                         <a:ext uri="{91240B29-F687-4f45-9708-019B960494DF}">
-                          <a14:hiddenLine xmlns="" xmlns:mo="http://schemas.microsoft.com/office/mac/office/2008/main" xmlns:mv="urn:schemas-microsoft-com:mac:vml" xmlns:o="urn:schemas-microsoft-com:office:office" xmlns:v="urn:schemas-microsoft-com:vml" xmlns:w10="urn:schemas-microsoft-com:office:word" xmlns:w="http://schemas.openxmlformats.org/wordprocessingml/2006/main" xmlns:a14="http://schemas.microsoft.com/office/drawing/2010/main" w="9525">
+                          <a14:hiddenLine xmlns:a14="http://schemas.microsoft.com/office/drawing/2010/main" xmlns:w="http://schemas.openxmlformats.org/wordprocessingml/2006/main" xmlns:w10="urn:schemas-microsoft-com:office:word" xmlns:v="urn:schemas-microsoft-com:vml" xmlns:o="urn:schemas-microsoft-com:office:office" xmlns:mv="urn:schemas-microsoft-com:mac:vml" xmlns:mo="http://schemas.microsoft.com/office/mac/office/2008/main" xmlns="" w="9525">
                             <a:solidFill>
                               <a:srgbClr val="000000"/>
                             </a:solidFill>
@@ -2312,7 +2194,7 @@
 </file>
 
 <file path=word/footnotes.xml><?xml version="1.0" encoding="utf-8"?>
-<w:footnotes xmlns:wpc="http://schemas.microsoft.com/office/word/2010/wordprocessingCanvas" xmlns:cx="http://schemas.microsoft.com/office/drawing/2014/chartex" xmlns:cx1="http://schemas.microsoft.com/office/drawing/2015/9/8/chartex" xmlns:cx2="http://schemas.microsoft.com/office/drawing/2015/10/21/chartex" xmlns:cx3="http://schemas.microsoft.com/office/drawing/2016/5/9/chartex" xmlns:cx4="http://schemas.microsoft.com/office/drawing/2016/5/10/chartex" xmlns:cx5="http://schemas.microsoft.com/office/drawing/2016/5/11/chartex" xmlns:cx6="http://schemas.microsoft.com/office/drawing/2016/5/12/chartex" xmlns:cx7="http://schemas.microsoft.com/office/drawing/2016/5/13/chartex" xmlns:cx8="http://schemas.microsoft.com/office/drawing/2016/5/14/chartex" xmlns:mc="http://schemas.openxmlformats.org/markup-compatibility/2006" xmlns:aink="http://schemas.microsoft.com/office/drawing/2016/ink" xmlns:am3d="http://schemas.microsoft.com/office/drawing/2017/model3d" xmlns:o="urn:schemas-microsoft-com:office:office" xmlns:oel="http://schemas.microsoft.com/office/2019/extlst" xmlns:r="http://schemas.openxmlformats.org/officeDocument/2006/relationships" xmlns:m="http://schemas.openxmlformats.org/officeDocument/2006/math" xmlns:v="urn:schemas-microsoft-com:vml" xmlns:wp14="http://schemas.microsoft.com/office/word/2010/wordprocessingDrawing" xmlns:wp="http://schemas.openxmlformats.org/drawingml/2006/wordprocessingDrawing" xmlns:w10="urn:schemas-microsoft-com:office:word" xmlns:w="http://schemas.openxmlformats.org/wordprocessingml/2006/main" xmlns:w14="http://schemas.microsoft.com/office/word/2010/wordml" xmlns:w15="http://schemas.microsoft.com/office/word/2012/wordml" xmlns:w16cex="http://schemas.microsoft.com/office/word/2018/wordml/cex" xmlns:w16cid="http://schemas.microsoft.com/office/word/2016/wordml/cid" xmlns:w16="http://schemas.microsoft.com/office/word/2018/wordml" xmlns:w16du="http://schemas.microsoft.com/office/word/2023/wordml/word16du" xmlns:w16sdtdh="http://schemas.microsoft.com/office/word/2020/wordml/sdtdatahash" xmlns:w16sdtfl="http://schemas.microsoft.com/office/word/2024/wordml/sdtformatlock" xmlns:w16se="http://schemas.microsoft.com/office/word/2015/wordml/symex" xmlns:wpg="http://schemas.microsoft.com/office/word/2010/wordprocessingGroup" xmlns:wpi="http://schemas.microsoft.com/office/word/2010/wordprocessingInk" xmlns:wne="http://schemas.microsoft.com/office/word/2006/wordml" xmlns:wps="http://schemas.microsoft.com/office/word/2010/wordprocessingShape" mc:Ignorable="w14 w15 w16se w16cid w16 w16cex w16sdtdh w16sdtfl w16du wp14">
+<w:footnotes xmlns:wpc="http://schemas.microsoft.com/office/word/2010/wordprocessingCanvas" xmlns:cx="http://schemas.microsoft.com/office/drawing/2014/chartex" xmlns:cx1="http://schemas.microsoft.com/office/drawing/2015/9/8/chartex" xmlns:cx2="http://schemas.microsoft.com/office/drawing/2015/10/21/chartex" xmlns:cx3="http://schemas.microsoft.com/office/drawing/2016/5/9/chartex" xmlns:cx4="http://schemas.microsoft.com/office/drawing/2016/5/10/chartex" xmlns:cx5="http://schemas.microsoft.com/office/drawing/2016/5/11/chartex" xmlns:cx6="http://schemas.microsoft.com/office/drawing/2016/5/12/chartex" xmlns:cx7="http://schemas.microsoft.com/office/drawing/2016/5/13/chartex" xmlns:cx8="http://schemas.microsoft.com/office/drawing/2016/5/14/chartex" xmlns:mc="http://schemas.openxmlformats.org/markup-compatibility/2006" xmlns:m="http://schemas.openxmlformats.org/officeDocument/2006/math" xmlns:aink="http://schemas.microsoft.com/office/drawing/2016/ink" xmlns:am3d="http://schemas.microsoft.com/office/drawing/2017/model3d" xmlns:oel="http://schemas.microsoft.com/office/2019/extlst" xmlns:r="http://schemas.openxmlformats.org/officeDocument/2006/relationships" xmlns:wp14="http://schemas.microsoft.com/office/word/2010/wordprocessingDrawing" xmlns:wp="http://schemas.openxmlformats.org/drawingml/2006/wordprocessingDrawing" xmlns:wpg="http://schemas.microsoft.com/office/word/2010/wordprocessingGroup" xmlns:wpi="http://schemas.microsoft.com/office/word/2010/wordprocessingInk" xmlns:wps="http://schemas.microsoft.com/office/word/2010/wordprocessingShape" xmlns:o="urn:schemas-microsoft-com:office:office" xmlns:v="urn:schemas-microsoft-com:vml" xmlns:w10="urn:schemas-microsoft-com:office:word" xmlns:w="http://schemas.openxmlformats.org/wordprocessingml/2006/main" xmlns:w14="http://schemas.microsoft.com/office/word/2010/wordml" xmlns:w15="http://schemas.microsoft.com/office/word/2012/wordml" xmlns:w16cex="http://schemas.microsoft.com/office/word/2018/wordml/cex" xmlns:w16cid="http://schemas.microsoft.com/office/word/2016/wordml/cid" xmlns:w16="http://schemas.microsoft.com/office/word/2018/wordml" xmlns:w16sdtdh="http://schemas.microsoft.com/office/word/2020/wordml/sdtdatahash" xmlns:w16sdtfl="http://schemas.microsoft.com/office/word/2024/wordml/sdtformatlock" xmlns:w16se="http://schemas.microsoft.com/office/word/2015/wordml/symex" xmlns:w16du="http://schemas.microsoft.com/office/word/2023/wordml/word16du" xmlns:wne="http://schemas.microsoft.com/office/word/2006/wordml" mc:Ignorable="w14 w15 w16se w16cid w16 w16cex w16sdtdh w16sdtfl w16du wp14">
   <w:footnote w:type="separator" w:id="-1">
     <w:p>
       <w:r>
@@ -2331,7 +2213,7 @@
 </file>
 
 <file path=word/header1.xml><?xml version="1.0" encoding="utf-8"?>
-<w:hdr xmlns:wpc="http://schemas.microsoft.com/office/word/2010/wordprocessingCanvas" xmlns:cx="http://schemas.microsoft.com/office/drawing/2014/chartex" xmlns:cx1="http://schemas.microsoft.com/office/drawing/2015/9/8/chartex" xmlns:cx2="http://schemas.microsoft.com/office/drawing/2015/10/21/chartex" xmlns:cx3="http://schemas.microsoft.com/office/drawing/2016/5/9/chartex" xmlns:cx4="http://schemas.microsoft.com/office/drawing/2016/5/10/chartex" xmlns:cx5="http://schemas.microsoft.com/office/drawing/2016/5/11/chartex" xmlns:cx6="http://schemas.microsoft.com/office/drawing/2016/5/12/chartex" xmlns:cx7="http://schemas.microsoft.com/office/drawing/2016/5/13/chartex" xmlns:cx8="http://schemas.microsoft.com/office/drawing/2016/5/14/chartex" xmlns:mc="http://schemas.openxmlformats.org/markup-compatibility/2006" xmlns:aink="http://schemas.microsoft.com/office/drawing/2016/ink" xmlns:am3d="http://schemas.microsoft.com/office/drawing/2017/model3d" xmlns:o="urn:schemas-microsoft-com:office:office" xmlns:oel="http://schemas.microsoft.com/office/2019/extlst" xmlns:r="http://schemas.openxmlformats.org/officeDocument/2006/relationships" xmlns:m="http://schemas.openxmlformats.org/officeDocument/2006/math" xmlns:v="urn:schemas-microsoft-com:vml" xmlns:wp14="http://schemas.microsoft.com/office/word/2010/wordprocessingDrawing" xmlns:wp="http://schemas.openxmlformats.org/drawingml/2006/wordprocessingDrawing" xmlns:w10="urn:schemas-microsoft-com:office:word" xmlns:w="http://schemas.openxmlformats.org/wordprocessingml/2006/main" xmlns:w14="http://schemas.microsoft.com/office/word/2010/wordml" xmlns:w15="http://schemas.microsoft.com/office/word/2012/wordml" xmlns:w16cex="http://schemas.microsoft.com/office/word/2018/wordml/cex" xmlns:w16cid="http://schemas.microsoft.com/office/word/2016/wordml/cid" xmlns:w16="http://schemas.microsoft.com/office/word/2018/wordml" xmlns:w16du="http://schemas.microsoft.com/office/word/2023/wordml/word16du" xmlns:w16sdtdh="http://schemas.microsoft.com/office/word/2020/wordml/sdtdatahash" xmlns:w16sdtfl="http://schemas.microsoft.com/office/word/2024/wordml/sdtformatlock" xmlns:w16se="http://schemas.microsoft.com/office/word/2015/wordml/symex" xmlns:wpg="http://schemas.microsoft.com/office/word/2010/wordprocessingGroup" xmlns:wpi="http://schemas.microsoft.com/office/word/2010/wordprocessingInk" xmlns:wne="http://schemas.microsoft.com/office/word/2006/wordml" xmlns:wps="http://schemas.microsoft.com/office/word/2010/wordprocessingShape" mc:Ignorable="w14 w15 w16se w16cid w16 w16cex w16sdtdh w16sdtfl w16du wp14">
+<w:hdr xmlns:wpc="http://schemas.microsoft.com/office/word/2010/wordprocessingCanvas" xmlns:cx="http://schemas.microsoft.com/office/drawing/2014/chartex" xmlns:cx1="http://schemas.microsoft.com/office/drawing/2015/9/8/chartex" xmlns:cx2="http://schemas.microsoft.com/office/drawing/2015/10/21/chartex" xmlns:cx3="http://schemas.microsoft.com/office/drawing/2016/5/9/chartex" xmlns:cx4="http://schemas.microsoft.com/office/drawing/2016/5/10/chartex" xmlns:cx5="http://schemas.microsoft.com/office/drawing/2016/5/11/chartex" xmlns:cx6="http://schemas.microsoft.com/office/drawing/2016/5/12/chartex" xmlns:cx7="http://schemas.microsoft.com/office/drawing/2016/5/13/chartex" xmlns:cx8="http://schemas.microsoft.com/office/drawing/2016/5/14/chartex" xmlns:mc="http://schemas.openxmlformats.org/markup-compatibility/2006" xmlns:m="http://schemas.openxmlformats.org/officeDocument/2006/math" xmlns:aink="http://schemas.microsoft.com/office/drawing/2016/ink" xmlns:am3d="http://schemas.microsoft.com/office/drawing/2017/model3d" xmlns:oel="http://schemas.microsoft.com/office/2019/extlst" xmlns:r="http://schemas.openxmlformats.org/officeDocument/2006/relationships" xmlns:wp14="http://schemas.microsoft.com/office/word/2010/wordprocessingDrawing" xmlns:wp="http://schemas.openxmlformats.org/drawingml/2006/wordprocessingDrawing" xmlns:wpg="http://schemas.microsoft.com/office/word/2010/wordprocessingGroup" xmlns:wpi="http://schemas.microsoft.com/office/word/2010/wordprocessingInk" xmlns:wps="http://schemas.microsoft.com/office/word/2010/wordprocessingShape" xmlns:o="urn:schemas-microsoft-com:office:office" xmlns:v="urn:schemas-microsoft-com:vml" xmlns:w10="urn:schemas-microsoft-com:office:word" xmlns:w="http://schemas.openxmlformats.org/wordprocessingml/2006/main" xmlns:w14="http://schemas.microsoft.com/office/word/2010/wordml" xmlns:w15="http://schemas.microsoft.com/office/word/2012/wordml" xmlns:w16cex="http://schemas.microsoft.com/office/word/2018/wordml/cex" xmlns:w16cid="http://schemas.microsoft.com/office/word/2016/wordml/cid" xmlns:w16="http://schemas.microsoft.com/office/word/2018/wordml" xmlns:w16sdtdh="http://schemas.microsoft.com/office/word/2020/wordml/sdtdatahash" xmlns:w16sdtfl="http://schemas.microsoft.com/office/word/2024/wordml/sdtformatlock" xmlns:w16se="http://schemas.microsoft.com/office/word/2015/wordml/symex" xmlns:w16du="http://schemas.microsoft.com/office/word/2023/wordml/word16du" xmlns:wne="http://schemas.microsoft.com/office/word/2006/wordml" mc:Ignorable="w14 w15 w16se w16cid w16 w16cex w16sdtdh w16sdtfl w16du wp14">
   <w:p>
     <w:pPr>
       <w:jc w:val="center"/>
@@ -2381,7 +2263,7 @@
 </file>
 
 <file path=word/header2.xml><?xml version="1.0" encoding="utf-8"?>
-<w:hdr xmlns:wpc="http://schemas.microsoft.com/office/word/2010/wordprocessingCanvas" xmlns:cx="http://schemas.microsoft.com/office/drawing/2014/chartex" xmlns:cx1="http://schemas.microsoft.com/office/drawing/2015/9/8/chartex" xmlns:cx2="http://schemas.microsoft.com/office/drawing/2015/10/21/chartex" xmlns:cx3="http://schemas.microsoft.com/office/drawing/2016/5/9/chartex" xmlns:cx4="http://schemas.microsoft.com/office/drawing/2016/5/10/chartex" xmlns:cx5="http://schemas.microsoft.com/office/drawing/2016/5/11/chartex" xmlns:cx6="http://schemas.microsoft.com/office/drawing/2016/5/12/chartex" xmlns:cx7="http://schemas.microsoft.com/office/drawing/2016/5/13/chartex" xmlns:cx8="http://schemas.microsoft.com/office/drawing/2016/5/14/chartex" xmlns:mc="http://schemas.openxmlformats.org/markup-compatibility/2006" xmlns:aink="http://schemas.microsoft.com/office/drawing/2016/ink" xmlns:am3d="http://schemas.microsoft.com/office/drawing/2017/model3d" xmlns:o="urn:schemas-microsoft-com:office:office" xmlns:oel="http://schemas.microsoft.com/office/2019/extlst" xmlns:r="http://schemas.openxmlformats.org/officeDocument/2006/relationships" xmlns:m="http://schemas.openxmlformats.org/officeDocument/2006/math" xmlns:v="urn:schemas-microsoft-com:vml" xmlns:wp14="http://schemas.microsoft.com/office/word/2010/wordprocessingDrawing" xmlns:wp="http://schemas.openxmlformats.org/drawingml/2006/wordprocessingDrawing" xmlns:w10="urn:schemas-microsoft-com:office:word" xmlns:w="http://schemas.openxmlformats.org/wordprocessingml/2006/main" xmlns:w14="http://schemas.microsoft.com/office/word/2010/wordml" xmlns:w15="http://schemas.microsoft.com/office/word/2012/wordml" xmlns:w16cex="http://schemas.microsoft.com/office/word/2018/wordml/cex" xmlns:w16cid="http://schemas.microsoft.com/office/word/2016/wordml/cid" xmlns:w16="http://schemas.microsoft.com/office/word/2018/wordml" xmlns:w16du="http://schemas.microsoft.com/office/word/2023/wordml/word16du" xmlns:w16sdtdh="http://schemas.microsoft.com/office/word/2020/wordml/sdtdatahash" xmlns:w16sdtfl="http://schemas.microsoft.com/office/word/2024/wordml/sdtformatlock" xmlns:w16se="http://schemas.microsoft.com/office/word/2015/wordml/symex" xmlns:wpg="http://schemas.microsoft.com/office/word/2010/wordprocessingGroup" xmlns:wpi="http://schemas.microsoft.com/office/word/2010/wordprocessingInk" xmlns:wne="http://schemas.microsoft.com/office/word/2006/wordml" xmlns:wps="http://schemas.microsoft.com/office/word/2010/wordprocessingShape" mc:Ignorable="w14 w15 w16se w16cid w16 w16cex w16sdtdh w16sdtfl w16du wp14">
+<w:hdr xmlns:wpc="http://schemas.microsoft.com/office/word/2010/wordprocessingCanvas" xmlns:cx="http://schemas.microsoft.com/office/drawing/2014/chartex" xmlns:cx1="http://schemas.microsoft.com/office/drawing/2015/9/8/chartex" xmlns:cx2="http://schemas.microsoft.com/office/drawing/2015/10/21/chartex" xmlns:cx3="http://schemas.microsoft.com/office/drawing/2016/5/9/chartex" xmlns:cx4="http://schemas.microsoft.com/office/drawing/2016/5/10/chartex" xmlns:cx5="http://schemas.microsoft.com/office/drawing/2016/5/11/chartex" xmlns:cx6="http://schemas.microsoft.com/office/drawing/2016/5/12/chartex" xmlns:cx7="http://schemas.microsoft.com/office/drawing/2016/5/13/chartex" xmlns:cx8="http://schemas.microsoft.com/office/drawing/2016/5/14/chartex" xmlns:mc="http://schemas.openxmlformats.org/markup-compatibility/2006" xmlns:m="http://schemas.openxmlformats.org/officeDocument/2006/math" xmlns:aink="http://schemas.microsoft.com/office/drawing/2016/ink" xmlns:am3d="http://schemas.microsoft.com/office/drawing/2017/model3d" xmlns:oel="http://schemas.microsoft.com/office/2019/extlst" xmlns:r="http://schemas.openxmlformats.org/officeDocument/2006/relationships" xmlns:wp14="http://schemas.microsoft.com/office/word/2010/wordprocessingDrawing" xmlns:wp="http://schemas.openxmlformats.org/drawingml/2006/wordprocessingDrawing" xmlns:wpg="http://schemas.microsoft.com/office/word/2010/wordprocessingGroup" xmlns:wpi="http://schemas.microsoft.com/office/word/2010/wordprocessingInk" xmlns:wps="http://schemas.microsoft.com/office/word/2010/wordprocessingShape" xmlns:o="urn:schemas-microsoft-com:office:office" xmlns:v="urn:schemas-microsoft-com:vml" xmlns:w10="urn:schemas-microsoft-com:office:word" xmlns:w="http://schemas.openxmlformats.org/wordprocessingml/2006/main" xmlns:w14="http://schemas.microsoft.com/office/word/2010/wordml" xmlns:w15="http://schemas.microsoft.com/office/word/2012/wordml" xmlns:w16cex="http://schemas.microsoft.com/office/word/2018/wordml/cex" xmlns:w16cid="http://schemas.microsoft.com/office/word/2016/wordml/cid" xmlns:w16="http://schemas.microsoft.com/office/word/2018/wordml" xmlns:w16sdtdh="http://schemas.microsoft.com/office/word/2020/wordml/sdtdatahash" xmlns:w16sdtfl="http://schemas.microsoft.com/office/word/2024/wordml/sdtformatlock" xmlns:w16se="http://schemas.microsoft.com/office/word/2015/wordml/symex" xmlns:w16du="http://schemas.microsoft.com/office/word/2023/wordml/word16du" xmlns:wne="http://schemas.microsoft.com/office/word/2006/wordml" mc:Ignorable="w14 w15 w16se w16cid w16 w16cex w16sdtdh w16sdtfl w16du wp14">
   <w:p>
     <w:pPr>
       <w:ind w:left="-851"/>
@@ -2426,7 +2308,7 @@
                       <a:effectLst/>
                       <a:extLst>
                         <a:ext uri="{C572A759-6A51-4108-AA02-DFA0A04FC94B}">
-                          <ma14:wrappingTextBoxFlag xmlns="" xmlns:mo="http://schemas.microsoft.com/office/mac/office/2008/main" xmlns:mv="urn:schemas-microsoft-com:mac:vml" xmlns:o="urn:schemas-microsoft-com:office:office" xmlns:v="urn:schemas-microsoft-com:vml" xmlns:w10="urn:schemas-microsoft-com:office:word" xmlns:w="http://schemas.openxmlformats.org/wordprocessingml/2006/main" xmlns:ma14="http://schemas.microsoft.com/office/mac/drawingml/2011/main"/>
+                          <ma14:wrappingTextBoxFlag xmlns:ma14="http://schemas.microsoft.com/office/mac/drawingml/2011/main" xmlns:w="http://schemas.openxmlformats.org/wordprocessingml/2006/main" xmlns:w10="urn:schemas-microsoft-com:office:word" xmlns:v="urn:schemas-microsoft-com:vml" xmlns:o="urn:schemas-microsoft-com:office:office" xmlns:mv="urn:schemas-microsoft-com:mac:vml" xmlns:mo="http://schemas.microsoft.com/office/mac/office/2008/main" xmlns=""/>
                         </a:ext>
                       </a:extLst>
                     </wps:spPr>
@@ -2697,7 +2579,7 @@
 </file>
 
 <file path=word/numbering.xml><?xml version="1.0" encoding="utf-8"?>
-<w:numbering xmlns:wpc="http://schemas.microsoft.com/office/word/2010/wordprocessingCanvas" xmlns:cx="http://schemas.microsoft.com/office/drawing/2014/chartex" xmlns:cx1="http://schemas.microsoft.com/office/drawing/2015/9/8/chartex" xmlns:cx2="http://schemas.microsoft.com/office/drawing/2015/10/21/chartex" xmlns:cx3="http://schemas.microsoft.com/office/drawing/2016/5/9/chartex" xmlns:cx4="http://schemas.microsoft.com/office/drawing/2016/5/10/chartex" xmlns:cx5="http://schemas.microsoft.com/office/drawing/2016/5/11/chartex" xmlns:cx6="http://schemas.microsoft.com/office/drawing/2016/5/12/chartex" xmlns:cx7="http://schemas.microsoft.com/office/drawing/2016/5/13/chartex" xmlns:cx8="http://schemas.microsoft.com/office/drawing/2016/5/14/chartex" xmlns:mc="http://schemas.openxmlformats.org/markup-compatibility/2006" xmlns:aink="http://schemas.microsoft.com/office/drawing/2016/ink" xmlns:am3d="http://schemas.microsoft.com/office/drawing/2017/model3d" xmlns:o="urn:schemas-microsoft-com:office:office" xmlns:oel="http://schemas.microsoft.com/office/2019/extlst" xmlns:r="http://schemas.openxmlformats.org/officeDocument/2006/relationships" xmlns:m="http://schemas.openxmlformats.org/officeDocument/2006/math" xmlns:v="urn:schemas-microsoft-com:vml" xmlns:wp14="http://schemas.microsoft.com/office/word/2010/wordprocessingDrawing" xmlns:wp="http://schemas.openxmlformats.org/drawingml/2006/wordprocessingDrawing" xmlns:w10="urn:schemas-microsoft-com:office:word" xmlns:w="http://schemas.openxmlformats.org/wordprocessingml/2006/main" xmlns:w14="http://schemas.microsoft.com/office/word/2010/wordml" xmlns:w15="http://schemas.microsoft.com/office/word/2012/wordml" xmlns:w16cex="http://schemas.microsoft.com/office/word/2018/wordml/cex" xmlns:w16cid="http://schemas.microsoft.com/office/word/2016/wordml/cid" xmlns:w16="http://schemas.microsoft.com/office/word/2018/wordml" xmlns:w16du="http://schemas.microsoft.com/office/word/2023/wordml/word16du" xmlns:w16sdtdh="http://schemas.microsoft.com/office/word/2020/wordml/sdtdatahash" xmlns:w16sdtfl="http://schemas.microsoft.com/office/word/2024/wordml/sdtformatlock" xmlns:w16se="http://schemas.microsoft.com/office/word/2015/wordml/symex" xmlns:wpg="http://schemas.microsoft.com/office/word/2010/wordprocessingGroup" xmlns:wpi="http://schemas.microsoft.com/office/word/2010/wordprocessingInk" xmlns:wne="http://schemas.microsoft.com/office/word/2006/wordml" xmlns:wps="http://schemas.microsoft.com/office/word/2010/wordprocessingShape" mc:Ignorable="w14 w15 w16se w16cid w16 w16cex w16sdtdh w16sdtfl w16du wp14">
+<w:numbering xmlns:wpc="http://schemas.microsoft.com/office/word/2010/wordprocessingCanvas" xmlns:cx="http://schemas.microsoft.com/office/drawing/2014/chartex" xmlns:cx1="http://schemas.microsoft.com/office/drawing/2015/9/8/chartex" xmlns:cx2="http://schemas.microsoft.com/office/drawing/2015/10/21/chartex" xmlns:cx3="http://schemas.microsoft.com/office/drawing/2016/5/9/chartex" xmlns:cx4="http://schemas.microsoft.com/office/drawing/2016/5/10/chartex" xmlns:cx5="http://schemas.microsoft.com/office/drawing/2016/5/11/chartex" xmlns:cx6="http://schemas.microsoft.com/office/drawing/2016/5/12/chartex" xmlns:cx7="http://schemas.microsoft.com/office/drawing/2016/5/13/chartex" xmlns:cx8="http://schemas.microsoft.com/office/drawing/2016/5/14/chartex" xmlns:mc="http://schemas.openxmlformats.org/markup-compatibility/2006" xmlns:m="http://schemas.openxmlformats.org/officeDocument/2006/math" xmlns:aink="http://schemas.microsoft.com/office/drawing/2016/ink" xmlns:am3d="http://schemas.microsoft.com/office/drawing/2017/model3d" xmlns:oel="http://schemas.microsoft.com/office/2019/extlst" xmlns:r="http://schemas.openxmlformats.org/officeDocument/2006/relationships" xmlns:wp14="http://schemas.microsoft.com/office/word/2010/wordprocessingDrawing" xmlns:wp="http://schemas.openxmlformats.org/drawingml/2006/wordprocessingDrawing" xmlns:wpg="http://schemas.microsoft.com/office/word/2010/wordprocessingGroup" xmlns:wpi="http://schemas.microsoft.com/office/word/2010/wordprocessingInk" xmlns:wps="http://schemas.microsoft.com/office/word/2010/wordprocessingShape" xmlns:o="urn:schemas-microsoft-com:office:office" xmlns:v="urn:schemas-microsoft-com:vml" xmlns:w10="urn:schemas-microsoft-com:office:word" xmlns:w="http://schemas.openxmlformats.org/wordprocessingml/2006/main" xmlns:w14="http://schemas.microsoft.com/office/word/2010/wordml" xmlns:w15="http://schemas.microsoft.com/office/word/2012/wordml" xmlns:w16cex="http://schemas.microsoft.com/office/word/2018/wordml/cex" xmlns:w16cid="http://schemas.microsoft.com/office/word/2016/wordml/cid" xmlns:w16="http://schemas.microsoft.com/office/word/2018/wordml" xmlns:w16sdtdh="http://schemas.microsoft.com/office/word/2020/wordml/sdtdatahash" xmlns:w16sdtfl="http://schemas.microsoft.com/office/word/2024/wordml/sdtformatlock" xmlns:w16se="http://schemas.microsoft.com/office/word/2015/wordml/symex" xmlns:w16du="http://schemas.microsoft.com/office/word/2023/wordml/word16du" xmlns:wne="http://schemas.microsoft.com/office/word/2006/wordml" mc:Ignorable="w14 w15 w16se w16cid w16 w16cex w16sdtdh w16sdtfl w16du wp14">
   <w:abstractNum w:abstractNumId="0" w15:restartNumberingAfterBreak="0">
     <w:nsid w:val="00000001"/>
     <w:multiLevelType w:val="hybridMultilevel"/>
@@ -6308,7 +6190,7 @@
 </file>
 
 <file path=word/styles.xml><?xml version="1.0" encoding="utf-8"?>
-<w:styles xmlns:mc="http://schemas.openxmlformats.org/markup-compatibility/2006" xmlns:r="http://schemas.openxmlformats.org/officeDocument/2006/relationships" xmlns:w="http://schemas.openxmlformats.org/wordprocessingml/2006/main" xmlns:w14="http://schemas.microsoft.com/office/word/2010/wordml" xmlns:w15="http://schemas.microsoft.com/office/word/2012/wordml" xmlns:w16cex="http://schemas.microsoft.com/office/word/2018/wordml/cex" xmlns:w16cid="http://schemas.microsoft.com/office/word/2016/wordml/cid" xmlns:w16="http://schemas.microsoft.com/office/word/2018/wordml" xmlns:w16du="http://schemas.microsoft.com/office/word/2023/wordml/word16du" xmlns:w16sdtdh="http://schemas.microsoft.com/office/word/2020/wordml/sdtdatahash" xmlns:w16sdtfl="http://schemas.microsoft.com/office/word/2024/wordml/sdtformatlock" xmlns:w16se="http://schemas.microsoft.com/office/word/2015/wordml/symex" mc:Ignorable="w14 w15 w16se w16cid w16 w16cex w16sdtdh w16sdtfl w16du">
+<w:styles xmlns:mc="http://schemas.openxmlformats.org/markup-compatibility/2006" xmlns:r="http://schemas.openxmlformats.org/officeDocument/2006/relationships" xmlns:w="http://schemas.openxmlformats.org/wordprocessingml/2006/main" xmlns:w14="http://schemas.microsoft.com/office/word/2010/wordml" xmlns:w15="http://schemas.microsoft.com/office/word/2012/wordml" xmlns:w16cex="http://schemas.microsoft.com/office/word/2018/wordml/cex" xmlns:w16cid="http://schemas.microsoft.com/office/word/2016/wordml/cid" xmlns:w16="http://schemas.microsoft.com/office/word/2018/wordml" xmlns:w16sdtdh="http://schemas.microsoft.com/office/word/2020/wordml/sdtdatahash" xmlns:w16sdtfl="http://schemas.microsoft.com/office/word/2024/wordml/sdtformatlock" xmlns:w16se="http://schemas.microsoft.com/office/word/2015/wordml/symex" xmlns:w16du="http://schemas.microsoft.com/office/word/2023/wordml/word16du" mc:Ignorable="w14 w15 w16se w16cid w16 w16cex w16sdtdh w16sdtfl w16du">
   <w:docDefaults>
     <w:rPrDefault>
       <w:rPr>

--- a/views/CONVENTION_CPF_E360.docx
+++ b/views/CONVENTION_CPF_E360.docx
@@ -272,7 +272,7 @@
           <w:bCs/>
           <w:lang w:val="fr-FR"/>
         </w:rPr>
-        <w:t>Certification English 360 (RS6341)</w:t>
+        <w:t>Certification English 360 ({{RS_CODE}})</w:t>
       </w:r>
     </w:p>
     <w:p>
@@ -800,7 +800,7 @@
           <w:rFonts w:ascii="Avenir Next Regular" w:eastAsia="Calibri" w:hAnsi="Avenir Next Regular" w:cs="Browallia New"/>
           <w:lang w:val="fr-FR"/>
         </w:rPr>
-        <w:t>À l’issue de la prestation seront remis une attestation de fin de formation précisant la nature, les dates et le nombre d’heures de la formation et le passage de la certification English 360 (RS6341), sous réserve de la réalisation complète du parcours de formation.</w:t>
+        <w:t>À l’issue de la prestation seront remis une attestation de fin de formation précisant la nature, les dates et le nombre d’heures de la formation et le passage de la certification English 360 ({{RS_CODE}}), sous réserve de la réalisation complète du parcours de formation.</w:t>
       </w:r>
     </w:p>
     <w:p>

--- a/views/CONVENTION_CPF_E360.docx
+++ b/views/CONVENTION_CPF_E360.docx
@@ -659,7 +659,7 @@
           <w:rFonts w:ascii="Avenir Next Regular" w:eastAsia="Calibri" w:hAnsi="Avenir Next Regular" w:cs="Browallia New"/>
           <w:lang w:val="fr-FR"/>
         </w:rPr>
-        <w:t xml:space="preserve"> à payer à réception de facture. En cas de financement par le CPF, la facturation sera faite directement à la plateforme . Un solde de financement par le participant et/ou son employeur est également possible. Ces tarifs comprennent les frais pédagogiques. (*Conformément à l’article 261-4-4° du Code général des impôts, nos activités de formation professionnelle continue sont exonérées de T.V.A.)</w:t>
+        <w:t xml:space="preserve"> {{PAYMENT_TERMS}}. En cas de financement par le CPF, la facturation sera faite directement à la plateforme . Un solde de financement par le participant et/ou son employeur est également possible. Ces tarifs comprennent les frais pédagogiques. (*Conformément à l’article 261-4-4° du Code général des impôts, nos activités de formation professionnelle continue sont exonérées de T.V.A.)</w:t>
       </w:r>
       <w:hyperlink r:id="rId9" w:history="1">
         <w:r>
